--- a/WebContent/docx/KRAS_NRAS_BRAF基因报告模板-常德市第一人民医院.docx
+++ b/WebContent/docx/KRAS_NRAS_BRAF基因报告模板-常德市第一人民医院.docx
@@ -329,7 +329,7 @@
       </w:r>
       <w:r>
         <w:drawing>
-          <wp:anchor distT="0" distB="0" distL="0" distR="0" simplePos="0" relativeHeight="251671552" behindDoc="0" locked="0" layoutInCell="1" allowOverlap="1">
+          <wp:anchor distT="0" distB="0" distL="0" distR="0" simplePos="0" relativeHeight="251670528" behindDoc="0" locked="0" layoutInCell="1" allowOverlap="1">
             <wp:simplePos x="0" y="0"/>
             <wp:positionH relativeFrom="column">
               <wp:posOffset>1116330</wp:posOffset>
@@ -4523,23 +4523,23 @@
             </w:r>
             <w:r>
               <w:rPr>
-                <w:sz w:val="22"/>
+                <w:sz w:val="24"/>
               </w:rPr>
               <mc:AlternateContent>
                 <mc:Choice Requires="wpg">
                   <w:drawing>
-                    <wp:anchor distT="0" distB="0" distL="114300" distR="114300" simplePos="0" relativeHeight="251667456" behindDoc="0" locked="0" layoutInCell="1" allowOverlap="1">
+                    <wp:anchor distT="0" distB="0" distL="114300" distR="114300" simplePos="0" relativeHeight="251671552" behindDoc="0" locked="0" layoutInCell="1" allowOverlap="1">
                       <wp:simplePos x="0" y="0"/>
                       <wp:positionH relativeFrom="column">
-                        <wp:posOffset>573405</wp:posOffset>
+                        <wp:posOffset>639445</wp:posOffset>
                       </wp:positionH>
                       <wp:positionV relativeFrom="paragraph">
-                        <wp:posOffset>-819150</wp:posOffset>
+                        <wp:posOffset>-859155</wp:posOffset>
                       </wp:positionV>
-                      <wp:extent cx="5429250" cy="1443355"/>
-                      <wp:effectExtent l="0" t="0" r="11430" b="4445"/>
+                      <wp:extent cx="5446395" cy="1443355"/>
+                      <wp:effectExtent l="0" t="0" r="9525" b="4445"/>
                       <wp:wrapNone/>
-                      <wp:docPr id="12" name="组合 12"/>
+                      <wp:docPr id="4" name="组合 4"/>
                       <wp:cNvGraphicFramePr/>
                       <a:graphic xmlns:a="http://schemas.openxmlformats.org/drawingml/2006/main">
                         <a:graphicData uri="http://schemas.microsoft.com/office/word/2010/wordprocessingGroup">
@@ -4548,97 +4548,20 @@
                             <wpg:grpSpPr>
                               <a:xfrm>
                                 <a:off x="0" y="0"/>
-                                <a:ext cx="5429250" cy="1443355"/>
-                                <a:chOff x="16340" y="14976"/>
-                                <a:chExt cx="8550" cy="2273"/>
+                                <a:ext cx="5446395" cy="1443355"/>
+                                <a:chOff x="17622" y="40815"/>
+                                <a:chExt cx="8577" cy="2273"/>
                               </a:xfrm>
                             </wpg:grpSpPr>
                             <pic:pic xmlns:pic="http://schemas.openxmlformats.org/drawingml/2006/picture">
                               <pic:nvPicPr>
-                                <pic:cNvPr id="30" name="图片 30" descr="微信图片_20220215110121"/>
-                                <pic:cNvPicPr>
-                                  <a:picLocks noChangeAspect="1"/>
-                                </pic:cNvPicPr>
-                              </pic:nvPicPr>
-                              <pic:blipFill>
-                                <a:blip r:embed="rId8">
-                                  <a:clrChange>
-                                    <a:clrFrom>
-                                      <a:srgbClr val="A09D98">
-                                        <a:alpha val="100000"/>
-                                      </a:srgbClr>
-                                    </a:clrFrom>
-                                    <a:clrTo>
-                                      <a:srgbClr val="A09D98">
-                                        <a:alpha val="100000"/>
-                                        <a:alpha val="0"/>
-                                      </a:srgbClr>
-                                    </a:clrTo>
-                                  </a:clrChange>
-                                  <a:biLevel thresh="50000"/>
-                                </a:blip>
-                                <a:stretch>
-                                  <a:fillRect/>
-                                </a:stretch>
-                              </pic:blipFill>
-                              <pic:spPr>
-                                <a:xfrm>
-                                  <a:off x="16340" y="16075"/>
-                                  <a:ext cx="1234" cy="715"/>
-                                </a:xfrm>
-                                <a:prstGeom prst="rect">
-                                  <a:avLst/>
-                                </a:prstGeom>
-                              </pic:spPr>
-                            </pic:pic>
-                            <pic:pic xmlns:pic="http://schemas.openxmlformats.org/drawingml/2006/picture">
-                              <pic:nvPicPr>
-                                <pic:cNvPr id="56" name="图片 34" descr="晓敏"/>
-                                <pic:cNvPicPr>
-                                  <a:picLocks noChangeAspect="1"/>
-                                </pic:cNvPicPr>
-                              </pic:nvPicPr>
-                              <pic:blipFill>
-                                <a:blip r:embed="rId9">
-                                  <a:clrChange>
-                                    <a:clrFrom>
-                                      <a:srgbClr val="949FA1"/>
-                                    </a:clrFrom>
-                                    <a:clrTo>
-                                      <a:srgbClr val="949FA1">
-                                        <a:alpha val="0"/>
-                                      </a:srgbClr>
-                                    </a:clrTo>
-                                  </a:clrChange>
-                                </a:blip>
-                                <a:srcRect l="34062" t="26445" r="34097" b="9325"/>
-                                <a:stretch>
-                                  <a:fillRect/>
-                                </a:stretch>
-                              </pic:blipFill>
-                              <pic:spPr>
-                                <a:xfrm rot="16200000">
-                                  <a:off x="19534" y="15678"/>
-                                  <a:ext cx="560" cy="1475"/>
-                                </a:xfrm>
-                                <a:prstGeom prst="rect">
-                                  <a:avLst/>
-                                </a:prstGeom>
-                                <a:noFill/>
-                                <a:ln>
-                                  <a:noFill/>
-                                </a:ln>
-                              </pic:spPr>
-                            </pic:pic>
-                            <pic:pic xmlns:pic="http://schemas.openxmlformats.org/drawingml/2006/picture">
-                              <pic:nvPicPr>
-                                <pic:cNvPr id="11" name="图片 1"/>
+                                <pic:cNvPr id="1" name="图片 23"/>
                                 <pic:cNvPicPr>
                                   <a:picLocks noChangeAspect="1" noChangeArrowheads="1"/>
                                 </pic:cNvPicPr>
                               </pic:nvPicPr>
                               <pic:blipFill>
-                                <a:blip r:embed="rId10">
+                                <a:blip r:embed="rId8">
                                   <a:extLst>
                                     <a:ext uri="{28A0092B-C50C-407E-A947-70E740481C1C}">
                                       <a14:useLocalDpi xmlns:a14="http://schemas.microsoft.com/office/drawing/2010/main" val="0"/>
@@ -4652,7 +4575,7 @@
                               </pic:blipFill>
                               <pic:spPr>
                                 <a:xfrm>
-                                  <a:off x="22617" y="14976"/>
+                                  <a:off x="23926" y="40815"/>
                                   <a:ext cx="2273" cy="2273"/>
                                 </a:xfrm>
                                 <a:prstGeom prst="rect">
@@ -4664,6 +4587,86 @@
                                 </a:ln>
                               </pic:spPr>
                             </pic:pic>
+                            <wpg:grpSp>
+                              <wpg:cNvPr id="10" name="组合 23"/>
+                              <wpg:cNvGrpSpPr/>
+                              <wpg:grpSpPr>
+                                <a:xfrm>
+                                  <a:off x="17622" y="41977"/>
+                                  <a:ext cx="4353" cy="627"/>
+                                  <a:chOff x="17622" y="41977"/>
+                                  <a:chExt cx="4353" cy="627"/>
+                                </a:xfrm>
+                              </wpg:grpSpPr>
+                              <pic:pic xmlns:pic="http://schemas.openxmlformats.org/drawingml/2006/picture">
+                                <pic:nvPicPr>
+                                  <pic:cNvPr id="22" name="图片 59" descr="图片1"/>
+                                  <pic:cNvPicPr>
+                                    <a:picLocks noChangeAspect="1"/>
+                                  </pic:cNvPicPr>
+                                </pic:nvPicPr>
+                                <pic:blipFill>
+                                  <a:blip r:embed="rId9">
+                                    <a:biLevel thresh="50000"/>
+                                  </a:blip>
+                                  <a:srcRect l="7865" t="11797" r="5322" b="19074"/>
+                                  <a:stretch>
+                                    <a:fillRect/>
+                                  </a:stretch>
+                                </pic:blipFill>
+                                <pic:spPr>
+                                  <a:xfrm>
+                                    <a:off x="17622" y="41977"/>
+                                    <a:ext cx="1468" cy="627"/>
+                                  </a:xfrm>
+                                  <a:prstGeom prst="rect">
+                                    <a:avLst/>
+                                  </a:prstGeom>
+                                  <a:noFill/>
+                                </pic:spPr>
+                              </pic:pic>
+                              <pic:pic xmlns:pic="http://schemas.openxmlformats.org/drawingml/2006/picture">
+                                <pic:nvPicPr>
+                                  <pic:cNvPr id="21" name="图片 29" descr="IMG_256"/>
+                                  <pic:cNvPicPr>
+                                    <a:picLocks noChangeAspect="1"/>
+                                  </pic:cNvPicPr>
+                                </pic:nvPicPr>
+                                <pic:blipFill>
+                                  <a:blip r:embed="rId10">
+                                    <a:clrChange>
+                                      <a:clrFrom>
+                                        <a:srgbClr val="FFFFFF">
+                                          <a:alpha val="100000"/>
+                                        </a:srgbClr>
+                                      </a:clrFrom>
+                                      <a:clrTo>
+                                        <a:srgbClr val="FFFFFF">
+                                          <a:alpha val="100000"/>
+                                          <a:alpha val="0"/>
+                                        </a:srgbClr>
+                                      </a:clrTo>
+                                    </a:clrChange>
+                                  </a:blip>
+                                  <a:stretch>
+                                    <a:fillRect/>
+                                  </a:stretch>
+                                </pic:blipFill>
+                                <pic:spPr>
+                                  <a:xfrm>
+                                    <a:off x="21000" y="42023"/>
+                                    <a:ext cx="975" cy="570"/>
+                                  </a:xfrm>
+                                  <a:prstGeom prst="rect">
+                                    <a:avLst/>
+                                  </a:prstGeom>
+                                  <a:noFill/>
+                                  <a:ln w="9525">
+                                    <a:noFill/>
+                                  </a:ln>
+                                </pic:spPr>
+                              </pic:pic>
+                            </wpg:grpSp>
                           </wpg:wgp>
                         </a:graphicData>
                       </a:graphic>
@@ -4672,26 +4675,29 @@
                 </mc:Choice>
                 <mc:Fallback>
                   <w:pict>
-                    <v:group id="_x0000_s1026" o:spid="_x0000_s1026" o:spt="203" style="position:absolute;left:0pt;margin-left:45.15pt;margin-top:-64.5pt;height:113.65pt;width:427.5pt;z-index:251667456;mso-width-relative:page;mso-height-relative:page;" coordorigin="16340,14976" coordsize="8550,2273" o:gfxdata="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">
+                    <v:group id="_x0000_s1026" o:spid="_x0000_s1026" o:spt="203" style="position:absolute;left:0pt;margin-left:50.35pt;margin-top:-67.65pt;height:113.65pt;width:428.85pt;z-index:251671552;mso-width-relative:page;mso-height-relative:page;" coordorigin="17622,40815" coordsize="8577,2273" o:gfxdata="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">
                       <o:lock v:ext="edit" aspectratio="f"/>
-                      <v:shape id="_x0000_s1026" o:spid="_x0000_s1026" o:spt="75" alt="微信图片_20220215110121" type="#_x0000_t75" style="position:absolute;left:16340;top:16075;height:715;width:1234;" filled="f" o:preferrelative="t" stroked="f" coordsize="21600,21600" o:gfxdata="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">
+                      <v:shape id="图片 23" o:spid="_x0000_s1026" o:spt="75" type="#_x0000_t75" style="position:absolute;left:23926;top:40815;height:2273;width:2273;" filled="f" o:preferrelative="t" stroked="f" coordsize="21600,21600" o:gfxdata="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">
                         <v:fill on="f" focussize="0,0"/>
                         <v:stroke on="f"/>
-                        <v:imagedata r:id="rId8" grayscale="t" bilevel="t" chromakey="#A09D98" o:title=""/>
+                        <v:imagedata r:id="rId8" o:title=""/>
                         <o:lock v:ext="edit" aspectratio="t"/>
                       </v:shape>
-                      <v:shape id="图片 34" o:spid="_x0000_s1026" o:spt="75" alt="晓敏" type="#_x0000_t75" style="position:absolute;left:19534;top:15678;height:1475;width:560;rotation:-5898240f;" filled="f" o:preferrelative="t" stroked="f" coordsize="21600,21600" o:gfxdata="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">
-                        <v:fill on="f" focussize="0,0"/>
-                        <v:stroke on="f"/>
-                        <v:imagedata r:id="rId9" cropleft="22323f" croptop="17331f" cropright="22346f" cropbottom="6111f" chromakey="#949FA1" o:title=""/>
-                        <o:lock v:ext="edit" aspectratio="t"/>
-                      </v:shape>
-                      <v:shape id="图片 1" o:spid="_x0000_s1026" o:spt="75" type="#_x0000_t75" style="position:absolute;left:22617;top:14976;height:2273;width:2273;" filled="f" o:preferrelative="t" stroked="f" coordsize="21600,21600" o:gfxdata="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">
-                        <v:fill on="f" focussize="0,0"/>
-                        <v:stroke on="f"/>
-                        <v:imagedata r:id="rId10" o:title=""/>
-                        <o:lock v:ext="edit" aspectratio="t"/>
-                      </v:shape>
+                      <v:group id="组合 23" o:spid="_x0000_s1026" o:spt="203" style="position:absolute;left:17622;top:41977;height:627;width:4353;" coordorigin="17622,41977" coordsize="4353,627" o:gfxdata="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">
+                        <o:lock v:ext="edit" aspectratio="f"/>
+                        <v:shape id="图片 59" o:spid="_x0000_s1026" o:spt="75" alt="图片1" type="#_x0000_t75" style="position:absolute;left:17622;top:41977;height:627;width:1468;" filled="f" o:preferrelative="t" stroked="f" coordsize="21600,21600" o:gfxdata="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">
+                          <v:fill on="f" focussize="0,0"/>
+                          <v:stroke on="f"/>
+                          <v:imagedata r:id="rId9" cropleft="5154f" croptop="7731f" cropright="3488f" cropbottom="12500f" grayscale="t" bilevel="t" o:title=""/>
+                          <o:lock v:ext="edit" aspectratio="t"/>
+                        </v:shape>
+                        <v:shape id="图片 29" o:spid="_x0000_s1026" o:spt="75" alt="IMG_256" type="#_x0000_t75" style="position:absolute;left:21000;top:42023;height:570;width:975;" filled="f" o:preferrelative="t" stroked="f" coordsize="21600,21600" o:gfxdata="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">
+                          <v:fill on="f" focussize="0,0"/>
+                          <v:stroke on="f"/>
+                          <v:imagedata r:id="rId10" chromakey="#FFFFFF" o:title=""/>
+                          <o:lock v:ext="edit" aspectratio="t"/>
+                        </v:shape>
+                      </v:group>
                     </v:group>
                   </w:pict>
                 </mc:Fallback>
@@ -4899,15 +4905,15 @@
           <w:lang w:val="en-US" w:eastAsia="zh-CN" w:bidi="ar-SA"/>
         </w:rPr>
       </w:pPr>
-      <w:bookmarkStart w:id="0" w:name="_Toc2409"/>
-      <w:bookmarkStart w:id="1" w:name="_Toc22658"/>
-      <w:bookmarkStart w:id="2" w:name="_Toc12505"/>
-      <w:bookmarkStart w:id="3" w:name="_Toc16594"/>
+      <w:bookmarkStart w:id="0" w:name="_Toc22658"/>
+      <w:bookmarkStart w:id="1" w:name="_Toc21764_WPSOffice_Level1"/>
+      <w:bookmarkStart w:id="2" w:name="_Toc2409"/>
+      <w:bookmarkStart w:id="3" w:name="_Toc27302"/>
       <w:bookmarkStart w:id="4" w:name="_Toc13196_WPSOffice_Level1"/>
       <w:bookmarkStart w:id="5" w:name="_Toc28240"/>
-      <w:bookmarkStart w:id="6" w:name="_Toc21764_WPSOffice_Level1"/>
-      <w:bookmarkStart w:id="7" w:name="_Toc27302"/>
-      <w:bookmarkStart w:id="8" w:name="_Toc1707_WPSOffice_Level1"/>
+      <w:bookmarkStart w:id="6" w:name="_Toc12505"/>
+      <w:bookmarkStart w:id="7" w:name="_Toc1707_WPSOffice_Level1"/>
+      <w:bookmarkStart w:id="8" w:name="_Toc16594"/>
       <w:r>
         <w:rPr>
           <w:rFonts w:ascii="Times New Roman" w:hAnsi="Times New Roman" w:eastAsia="微软雅黑" w:cs="黑体"/>
@@ -4963,12 +4969,12 @@
           <w:lang w:eastAsia="zh-CN"/>
         </w:rPr>
       </w:pPr>
-      <w:bookmarkStart w:id="9" w:name="_Toc30144_WPSOffice_Level1"/>
-      <w:bookmarkStart w:id="10" w:name="_Toc2455_WPSOffice_Level1"/>
-      <w:bookmarkStart w:id="11" w:name="_Toc31152_WPSOffice_Level1"/>
-      <w:bookmarkStart w:id="12" w:name="_Toc6504_WPSOffice_Level1"/>
-      <w:bookmarkStart w:id="13" w:name="_Toc21844_WPSOffice_Level1"/>
-      <w:bookmarkStart w:id="14" w:name="_Toc24581_WPSOffice_Level1"/>
+      <w:bookmarkStart w:id="9" w:name="_Toc6504_WPSOffice_Level1"/>
+      <w:bookmarkStart w:id="10" w:name="_Toc31152_WPSOffice_Level1"/>
+      <w:bookmarkStart w:id="11" w:name="_Toc30144_WPSOffice_Level1"/>
+      <w:bookmarkStart w:id="12" w:name="_Toc2455_WPSOffice_Level1"/>
+      <w:bookmarkStart w:id="13" w:name="_Toc24581_WPSOffice_Level1"/>
+      <w:bookmarkStart w:id="14" w:name="_Toc21844_WPSOffice_Level1"/>
       <w:bookmarkStart w:id="15" w:name="_Toc15930_WPSOffice_Level1"/>
       <w:bookmarkStart w:id="16" w:name="_Toc22167_WPSOffice_Level1"/>
       <w:r>
@@ -5362,14 +5368,14 @@
           <w:lang w:eastAsia="zh-CN"/>
         </w:rPr>
       </w:pPr>
-      <w:bookmarkStart w:id="17" w:name="_Toc3049_WPSOffice_Level1"/>
-      <w:bookmarkStart w:id="18" w:name="_Toc29285_WPSOffice_Level1"/>
-      <w:bookmarkStart w:id="19" w:name="_Toc17938_WPSOffice_Level1"/>
-      <w:bookmarkStart w:id="20" w:name="_Toc20319_WPSOffice_Level1"/>
-      <w:bookmarkStart w:id="21" w:name="_Toc12685_WPSOffice_Level1"/>
-      <w:bookmarkStart w:id="22" w:name="_Toc17440_WPSOffice_Level1"/>
-      <w:bookmarkStart w:id="23" w:name="_Toc28180_WPSOffice_Level1"/>
-      <w:bookmarkStart w:id="24" w:name="_Toc21686_WPSOffice_Level1"/>
+      <w:bookmarkStart w:id="17" w:name="_Toc17440_WPSOffice_Level1"/>
+      <w:bookmarkStart w:id="18" w:name="_Toc20319_WPSOffice_Level1"/>
+      <w:bookmarkStart w:id="19" w:name="_Toc12685_WPSOffice_Level1"/>
+      <w:bookmarkStart w:id="20" w:name="_Toc28180_WPSOffice_Level1"/>
+      <w:bookmarkStart w:id="21" w:name="_Toc21686_WPSOffice_Level1"/>
+      <w:bookmarkStart w:id="22" w:name="_Toc3049_WPSOffice_Level1"/>
+      <w:bookmarkStart w:id="23" w:name="_Toc17938_WPSOffice_Level1"/>
+      <w:bookmarkStart w:id="24" w:name="_Toc29285_WPSOffice_Level1"/>
       <w:r>
         <w:rPr>
           <w:rFonts w:ascii="Times New Roman" w:hAnsi="Times New Roman" w:eastAsia="微软雅黑" w:cs="Times New Roman"/>
@@ -5707,14 +5713,14 @@
           <w:lang w:eastAsia="zh-CN"/>
         </w:rPr>
       </w:pPr>
-      <w:bookmarkStart w:id="25" w:name="_Toc22326_WPSOffice_Level1"/>
-      <w:bookmarkStart w:id="26" w:name="_Toc3149_WPSOffice_Level1"/>
-      <w:bookmarkStart w:id="27" w:name="_Toc25251_WPSOffice_Level1"/>
-      <w:bookmarkStart w:id="28" w:name="_Toc18680_WPSOffice_Level1"/>
-      <w:bookmarkStart w:id="29" w:name="_Toc29912_WPSOffice_Level1"/>
-      <w:bookmarkStart w:id="30" w:name="_Toc21505_WPSOffice_Level1"/>
-      <w:bookmarkStart w:id="31" w:name="_Toc7978_WPSOffice_Level1"/>
-      <w:bookmarkStart w:id="32" w:name="_Toc14829_WPSOffice_Level1"/>
+      <w:bookmarkStart w:id="25" w:name="_Toc7978_WPSOffice_Level1"/>
+      <w:bookmarkStart w:id="26" w:name="_Toc21505_WPSOffice_Level1"/>
+      <w:bookmarkStart w:id="27" w:name="_Toc18680_WPSOffice_Level1"/>
+      <w:bookmarkStart w:id="28" w:name="_Toc14829_WPSOffice_Level1"/>
+      <w:bookmarkStart w:id="29" w:name="_Toc3149_WPSOffice_Level1"/>
+      <w:bookmarkStart w:id="30" w:name="_Toc22326_WPSOffice_Level1"/>
+      <w:bookmarkStart w:id="31" w:name="_Toc25251_WPSOffice_Level1"/>
+      <w:bookmarkStart w:id="32" w:name="_Toc29912_WPSOffice_Level1"/>
       <w:r>
         <w:rPr>
           <w:rFonts w:ascii="Times New Roman" w:hAnsi="Times New Roman" w:eastAsia="微软雅黑" w:cs="Times New Roman"/>
@@ -7460,8 +7466,6 @@
         </w:rPr>
         <w:t>广州诺禾医学检验实验室</w:t>
       </w:r>
-      <w:bookmarkStart w:id="33" w:name="_GoBack"/>
-      <w:bookmarkEnd w:id="33"/>
     </w:p>
     <w:p>
       <w:pPr>
@@ -7482,7 +7486,27 @@
           <w:bCs w:val="0"/>
           <w:lang w:eastAsia="zh-CN"/>
         </w:rPr>
-        <w:t>广州市黄浦区开源大道11号C6栋702室</w:t>
+        <w:t>广州市</w:t>
+      </w:r>
+      <w:bookmarkStart w:id="33" w:name="_GoBack"/>
+      <w:r>
+        <w:rPr>
+          <w:rFonts w:hint="eastAsia" w:ascii="Times New Roman" w:hAnsi="Times New Roman" w:eastAsia="微软雅黑" w:cs="Times New Roman"/>
+          <w:b w:val="0"/>
+          <w:bCs w:val="0"/>
+          <w:lang w:eastAsia="zh-CN"/>
+        </w:rPr>
+        <w:t>黄埔</w:t>
+      </w:r>
+      <w:bookmarkEnd w:id="33"/>
+      <w:r>
+        <w:rPr>
+          <w:rFonts w:hint="eastAsia" w:ascii="Times New Roman" w:hAnsi="Times New Roman" w:eastAsia="微软雅黑" w:cs="Times New Roman"/>
+          <w:b w:val="0"/>
+          <w:bCs w:val="0"/>
+          <w:lang w:eastAsia="zh-CN"/>
+        </w:rPr>
+        <w:t>区开源大道11号C6栋702室</w:t>
       </w:r>
     </w:p>
     <w:p>
@@ -7859,7 +7883,7 @@
           <w:szCs w:val="24"/>
         </w:rPr>
         <w:drawing>
-          <wp:anchor distT="0" distB="0" distL="114935" distR="114935" simplePos="0" relativeHeight="251669504" behindDoc="0" locked="0" layoutInCell="1" allowOverlap="1">
+          <wp:anchor distT="0" distB="0" distL="114935" distR="114935" simplePos="0" relativeHeight="251668480" behindDoc="0" locked="0" layoutInCell="1" allowOverlap="1">
             <wp:simplePos x="0" y="0"/>
             <wp:positionH relativeFrom="column">
               <wp:posOffset>28575</wp:posOffset>
@@ -7915,7 +7939,7 @@
           <w:szCs w:val="24"/>
         </w:rPr>
         <w:drawing>
-          <wp:anchor distT="0" distB="0" distL="114935" distR="114935" simplePos="0" relativeHeight="251670528" behindDoc="0" locked="0" layoutInCell="1" allowOverlap="1">
+          <wp:anchor distT="0" distB="0" distL="114935" distR="114935" simplePos="0" relativeHeight="251669504" behindDoc="0" locked="0" layoutInCell="1" allowOverlap="1">
             <wp:simplePos x="0" y="0"/>
             <wp:positionH relativeFrom="column">
               <wp:posOffset>723900</wp:posOffset>
@@ -8152,7 +8176,7 @@
           <w:lang w:eastAsia="zh-CN"/>
         </w:rPr>
         <w:drawing>
-          <wp:anchor distT="0" distB="0" distL="0" distR="0" simplePos="0" relativeHeight="251668480" behindDoc="1" locked="0" layoutInCell="1" allowOverlap="1">
+          <wp:anchor distT="0" distB="0" distL="0" distR="0" simplePos="0" relativeHeight="251667456" behindDoc="1" locked="0" layoutInCell="1" allowOverlap="1">
             <wp:simplePos x="0" y="0"/>
             <wp:positionH relativeFrom="column">
               <wp:posOffset>4900295</wp:posOffset>

--- a/WebContent/docx/KRAS_NRAS_BRAF基因报告模板-常德市第一人民医院.docx
+++ b/WebContent/docx/KRAS_NRAS_BRAF基因报告模板-常德市第一人民医院.docx
@@ -329,7 +329,7 @@
       </w:r>
       <w:r>
         <w:drawing>
-          <wp:anchor distT="0" distB="0" distL="0" distR="0" simplePos="0" relativeHeight="251670528" behindDoc="0" locked="0" layoutInCell="1" allowOverlap="1">
+          <wp:anchor distT="0" distB="0" distL="0" distR="0" simplePos="0" relativeHeight="251671552" behindDoc="0" locked="0" layoutInCell="1" allowOverlap="1">
             <wp:simplePos x="0" y="0"/>
             <wp:positionH relativeFrom="column">
               <wp:posOffset>1116330</wp:posOffset>
@@ -4523,23 +4523,23 @@
             </w:r>
             <w:r>
               <w:rPr>
-                <w:sz w:val="24"/>
+                <w:sz w:val="22"/>
               </w:rPr>
               <mc:AlternateContent>
                 <mc:Choice Requires="wpg">
                   <w:drawing>
-                    <wp:anchor distT="0" distB="0" distL="114300" distR="114300" simplePos="0" relativeHeight="251671552" behindDoc="0" locked="0" layoutInCell="1" allowOverlap="1">
+                    <wp:anchor distT="0" distB="0" distL="114300" distR="114300" simplePos="0" relativeHeight="251667456" behindDoc="0" locked="0" layoutInCell="1" allowOverlap="1">
                       <wp:simplePos x="0" y="0"/>
                       <wp:positionH relativeFrom="column">
-                        <wp:posOffset>639445</wp:posOffset>
+                        <wp:posOffset>573405</wp:posOffset>
                       </wp:positionH>
                       <wp:positionV relativeFrom="paragraph">
-                        <wp:posOffset>-859155</wp:posOffset>
+                        <wp:posOffset>-819150</wp:posOffset>
                       </wp:positionV>
-                      <wp:extent cx="5446395" cy="1443355"/>
-                      <wp:effectExtent l="0" t="0" r="9525" b="4445"/>
+                      <wp:extent cx="5429250" cy="1443355"/>
+                      <wp:effectExtent l="0" t="0" r="11430" b="4445"/>
                       <wp:wrapNone/>
-                      <wp:docPr id="4" name="组合 4"/>
+                      <wp:docPr id="12" name="组合 12"/>
                       <wp:cNvGraphicFramePr/>
                       <a:graphic xmlns:a="http://schemas.openxmlformats.org/drawingml/2006/main">
                         <a:graphicData uri="http://schemas.microsoft.com/office/word/2010/wordprocessingGroup">
@@ -4548,20 +4548,97 @@
                             <wpg:grpSpPr>
                               <a:xfrm>
                                 <a:off x="0" y="0"/>
-                                <a:ext cx="5446395" cy="1443355"/>
-                                <a:chOff x="17622" y="40815"/>
-                                <a:chExt cx="8577" cy="2273"/>
+                                <a:ext cx="5429250" cy="1443355"/>
+                                <a:chOff x="16340" y="14976"/>
+                                <a:chExt cx="8550" cy="2273"/>
                               </a:xfrm>
                             </wpg:grpSpPr>
                             <pic:pic xmlns:pic="http://schemas.openxmlformats.org/drawingml/2006/picture">
                               <pic:nvPicPr>
-                                <pic:cNvPr id="1" name="图片 23"/>
+                                <pic:cNvPr id="30" name="图片 30" descr="微信图片_20220215110121"/>
+                                <pic:cNvPicPr>
+                                  <a:picLocks noChangeAspect="1"/>
+                                </pic:cNvPicPr>
+                              </pic:nvPicPr>
+                              <pic:blipFill>
+                                <a:blip r:embed="rId8">
+                                  <a:clrChange>
+                                    <a:clrFrom>
+                                      <a:srgbClr val="A09D98">
+                                        <a:alpha val="100000"/>
+                                      </a:srgbClr>
+                                    </a:clrFrom>
+                                    <a:clrTo>
+                                      <a:srgbClr val="A09D98">
+                                        <a:alpha val="100000"/>
+                                        <a:alpha val="0"/>
+                                      </a:srgbClr>
+                                    </a:clrTo>
+                                  </a:clrChange>
+                                  <a:biLevel thresh="50000"/>
+                                </a:blip>
+                                <a:stretch>
+                                  <a:fillRect/>
+                                </a:stretch>
+                              </pic:blipFill>
+                              <pic:spPr>
+                                <a:xfrm>
+                                  <a:off x="16340" y="16075"/>
+                                  <a:ext cx="1234" cy="715"/>
+                                </a:xfrm>
+                                <a:prstGeom prst="rect">
+                                  <a:avLst/>
+                                </a:prstGeom>
+                              </pic:spPr>
+                            </pic:pic>
+                            <pic:pic xmlns:pic="http://schemas.openxmlformats.org/drawingml/2006/picture">
+                              <pic:nvPicPr>
+                                <pic:cNvPr id="56" name="图片 34" descr="晓敏"/>
+                                <pic:cNvPicPr>
+                                  <a:picLocks noChangeAspect="1"/>
+                                </pic:cNvPicPr>
+                              </pic:nvPicPr>
+                              <pic:blipFill>
+                                <a:blip r:embed="rId9">
+                                  <a:clrChange>
+                                    <a:clrFrom>
+                                      <a:srgbClr val="949FA1"/>
+                                    </a:clrFrom>
+                                    <a:clrTo>
+                                      <a:srgbClr val="949FA1">
+                                        <a:alpha val="0"/>
+                                      </a:srgbClr>
+                                    </a:clrTo>
+                                  </a:clrChange>
+                                </a:blip>
+                                <a:srcRect l="34062" t="26445" r="34097" b="9325"/>
+                                <a:stretch>
+                                  <a:fillRect/>
+                                </a:stretch>
+                              </pic:blipFill>
+                              <pic:spPr>
+                                <a:xfrm rot="16200000">
+                                  <a:off x="19534" y="15678"/>
+                                  <a:ext cx="560" cy="1475"/>
+                                </a:xfrm>
+                                <a:prstGeom prst="rect">
+                                  <a:avLst/>
+                                </a:prstGeom>
+                                <a:noFill/>
+                                <a:ln>
+                                  <a:noFill/>
+                                </a:ln>
+                              </pic:spPr>
+                            </pic:pic>
+                            <pic:pic xmlns:pic="http://schemas.openxmlformats.org/drawingml/2006/picture">
+                              <pic:nvPicPr>
+                                <pic:cNvPr id="11" name="图片 1"/>
                                 <pic:cNvPicPr>
                                   <a:picLocks noChangeAspect="1" noChangeArrowheads="1"/>
                                 </pic:cNvPicPr>
                               </pic:nvPicPr>
                               <pic:blipFill>
-                                <a:blip r:embed="rId8">
+                                <a:blip r:embed="rId10">
                                   <a:extLst>
                                     <a:ext uri="{28A0092B-C50C-407E-A947-70E740481C1C}">
                                       <a14:useLocalDpi xmlns:a14="http://schemas.microsoft.com/office/drawing/2010/main" val="0"/>
@@ -4575,7 +4652,7 @@
                               </pic:blipFill>
                               <pic:spPr>
                                 <a:xfrm>
-                                  <a:off x="23926" y="40815"/>
+                                  <a:off x="22617" y="14976"/>
                                   <a:ext cx="2273" cy="2273"/>
                                 </a:xfrm>
                                 <a:prstGeom prst="rect">
@@ -4587,86 +4664,6 @@
                                 </a:ln>
                               </pic:spPr>
                             </pic:pic>
-                            <wpg:grpSp>
-                              <wpg:cNvPr id="10" name="组合 23"/>
-                              <wpg:cNvGrpSpPr/>
-                              <wpg:grpSpPr>
-                                <a:xfrm>
-                                  <a:off x="17622" y="41977"/>
-                                  <a:ext cx="4353" cy="627"/>
-                                  <a:chOff x="17622" y="41977"/>
-                                  <a:chExt cx="4353" cy="627"/>
-                                </a:xfrm>
-                              </wpg:grpSpPr>
-                              <pic:pic xmlns:pic="http://schemas.openxmlformats.org/drawingml/2006/picture">
-                                <pic:nvPicPr>
-                                  <pic:cNvPr id="22" name="图片 59" descr="图片1"/>
-                                  <pic:cNvPicPr>
-                                    <a:picLocks noChangeAspect="1"/>
-                                  </pic:cNvPicPr>
-                                </pic:nvPicPr>
-                                <pic:blipFill>
-                                  <a:blip r:embed="rId9">
-                                    <a:biLevel thresh="50000"/>
-                                  </a:blip>
-                                  <a:srcRect l="7865" t="11797" r="5322" b="19074"/>
-                                  <a:stretch>
-                                    <a:fillRect/>
-                                  </a:stretch>
-                                </pic:blipFill>
-                                <pic:spPr>
-                                  <a:xfrm>
-                                    <a:off x="17622" y="41977"/>
-                                    <a:ext cx="1468" cy="627"/>
-                                  </a:xfrm>
-                                  <a:prstGeom prst="rect">
-                                    <a:avLst/>
-                                  </a:prstGeom>
-                                  <a:noFill/>
-                                </pic:spPr>
-                              </pic:pic>
-                              <pic:pic xmlns:pic="http://schemas.openxmlformats.org/drawingml/2006/picture">
-                                <pic:nvPicPr>
-                                  <pic:cNvPr id="21" name="图片 29" descr="IMG_256"/>
-                                  <pic:cNvPicPr>
-                                    <a:picLocks noChangeAspect="1"/>
-                                  </pic:cNvPicPr>
-                                </pic:nvPicPr>
-                                <pic:blipFill>
-                                  <a:blip r:embed="rId10">
-                                    <a:clrChange>
-                                      <a:clrFrom>
-                                        <a:srgbClr val="FFFFFF">
-                                          <a:alpha val="100000"/>
-                                        </a:srgbClr>
-                                      </a:clrFrom>
-                                      <a:clrTo>
-                                        <a:srgbClr val="FFFFFF">
-                                          <a:alpha val="100000"/>
-                                          <a:alpha val="0"/>
-                                        </a:srgbClr>
-                                      </a:clrTo>
-                                    </a:clrChange>
-                                  </a:blip>
-                                  <a:stretch>
-                                    <a:fillRect/>
-                                  </a:stretch>
-                                </pic:blipFill>
-                                <pic:spPr>
-                                  <a:xfrm>
-                                    <a:off x="21000" y="42023"/>
-                                    <a:ext cx="975" cy="570"/>
-                                  </a:xfrm>
-                                  <a:prstGeom prst="rect">
-                                    <a:avLst/>
-                                  </a:prstGeom>
-                                  <a:noFill/>
-                                  <a:ln w="9525">
-                                    <a:noFill/>
-                                  </a:ln>
-                                </pic:spPr>
-                              </pic:pic>
-                            </wpg:grpSp>
                           </wpg:wgp>
                         </a:graphicData>
                       </a:graphic>
@@ -4675,29 +4672,26 @@
                 </mc:Choice>
                 <mc:Fallback>
                   <w:pict>
-                    <v:group id="_x0000_s1026" o:spid="_x0000_s1026" o:spt="203" style="position:absolute;left:0pt;margin-left:50.35pt;margin-top:-67.65pt;height:113.65pt;width:428.85pt;z-index:251671552;mso-width-relative:page;mso-height-relative:page;" coordorigin="17622,40815" coordsize="8577,2273" o:gfxdata="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">
+                    <v:group id="_x0000_s1026" o:spid="_x0000_s1026" o:spt="203" style="position:absolute;left:0pt;margin-left:45.15pt;margin-top:-64.5pt;height:113.65pt;width:427.5pt;z-index:251667456;mso-width-relative:page;mso-height-relative:page;" coordorigin="16340,14976" coordsize="8550,2273" o:gfxdata="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">
                       <o:lock v:ext="edit" aspectratio="f"/>
-                      <v:shape id="图片 23" o:spid="_x0000_s1026" o:spt="75" type="#_x0000_t75" style="position:absolute;left:23926;top:40815;height:2273;width:2273;" filled="f" o:preferrelative="t" stroked="f" coordsize="21600,21600" o:gfxdata="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">
+                      <v:shape id="_x0000_s1026" o:spid="_x0000_s1026" o:spt="75" alt="微信图片_20220215110121" type="#_x0000_t75" style="position:absolute;left:16340;top:16075;height:715;width:1234;" filled="f" o:preferrelative="t" stroked="f" coordsize="21600,21600" o:gfxdata="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">
                         <v:fill on="f" focussize="0,0"/>
                         <v:stroke on="f"/>
-                        <v:imagedata r:id="rId8" o:title=""/>
+                        <v:imagedata r:id="rId8" grayscale="t" bilevel="t" chromakey="#A09D98" o:title=""/>
                         <o:lock v:ext="edit" aspectratio="t"/>
                       </v:shape>
-                      <v:group id="组合 23" o:spid="_x0000_s1026" o:spt="203" style="position:absolute;left:17622;top:41977;height:627;width:4353;" coordorigin="17622,41977" coordsize="4353,627" o:gfxdata="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">
-                        <o:lock v:ext="edit" aspectratio="f"/>
-                        <v:shape id="图片 59" o:spid="_x0000_s1026" o:spt="75" alt="图片1" type="#_x0000_t75" style="position:absolute;left:17622;top:41977;height:627;width:1468;" filled="f" o:preferrelative="t" stroked="f" coordsize="21600,21600" o:gfxdata="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">
-                          <v:fill on="f" focussize="0,0"/>
-                          <v:stroke on="f"/>
-                          <v:imagedata r:id="rId9" cropleft="5154f" croptop="7731f" cropright="3488f" cropbottom="12500f" grayscale="t" bilevel="t" o:title=""/>
-                          <o:lock v:ext="edit" aspectratio="t"/>
-                        </v:shape>
-                        <v:shape id="图片 29" o:spid="_x0000_s1026" o:spt="75" alt="IMG_256" type="#_x0000_t75" style="position:absolute;left:21000;top:42023;height:570;width:975;" filled="f" o:preferrelative="t" stroked="f" coordsize="21600,21600" o:gfxdata="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">
-                          <v:fill on="f" focussize="0,0"/>
-                          <v:stroke on="f"/>
-                          <v:imagedata r:id="rId10" chromakey="#FFFFFF" o:title=""/>
-                          <o:lock v:ext="edit" aspectratio="t"/>
-                        </v:shape>
-                      </v:group>
+                      <v:shape id="图片 34" o:spid="_x0000_s1026" o:spt="75" alt="晓敏" type="#_x0000_t75" style="position:absolute;left:19534;top:15678;height:1475;width:560;rotation:-5898240f;" filled="f" o:preferrelative="t" stroked="f" coordsize="21600,21600" o:gfxdata="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">
+                        <v:fill on="f" focussize="0,0"/>
+                        <v:stroke on="f"/>
+                        <v:imagedata r:id="rId9" cropleft="22323f" croptop="17331f" cropright="22346f" cropbottom="6111f" chromakey="#949FA1" o:title=""/>
+                        <o:lock v:ext="edit" aspectratio="t"/>
+                      </v:shape>
+                      <v:shape id="图片 1" o:spid="_x0000_s1026" o:spt="75" type="#_x0000_t75" style="position:absolute;left:22617;top:14976;height:2273;width:2273;" filled="f" o:preferrelative="t" stroked="f" coordsize="21600,21600" o:gfxdata="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">
+                        <v:fill on="f" focussize="0,0"/>
+                        <v:stroke on="f"/>
+                        <v:imagedata r:id="rId10" o:title=""/>
+                        <o:lock v:ext="edit" aspectratio="t"/>
+                      </v:shape>
                     </v:group>
                   </w:pict>
                 </mc:Fallback>
@@ -4905,15 +4899,15 @@
           <w:lang w:val="en-US" w:eastAsia="zh-CN" w:bidi="ar-SA"/>
         </w:rPr>
       </w:pPr>
-      <w:bookmarkStart w:id="0" w:name="_Toc22658"/>
-      <w:bookmarkStart w:id="1" w:name="_Toc21764_WPSOffice_Level1"/>
-      <w:bookmarkStart w:id="2" w:name="_Toc2409"/>
-      <w:bookmarkStart w:id="3" w:name="_Toc27302"/>
+      <w:bookmarkStart w:id="0" w:name="_Toc2409"/>
+      <w:bookmarkStart w:id="1" w:name="_Toc22658"/>
+      <w:bookmarkStart w:id="2" w:name="_Toc12505"/>
+      <w:bookmarkStart w:id="3" w:name="_Toc16594"/>
       <w:bookmarkStart w:id="4" w:name="_Toc13196_WPSOffice_Level1"/>
       <w:bookmarkStart w:id="5" w:name="_Toc28240"/>
-      <w:bookmarkStart w:id="6" w:name="_Toc12505"/>
-      <w:bookmarkStart w:id="7" w:name="_Toc1707_WPSOffice_Level1"/>
-      <w:bookmarkStart w:id="8" w:name="_Toc16594"/>
+      <w:bookmarkStart w:id="6" w:name="_Toc21764_WPSOffice_Level1"/>
+      <w:bookmarkStart w:id="7" w:name="_Toc27302"/>
+      <w:bookmarkStart w:id="8" w:name="_Toc1707_WPSOffice_Level1"/>
       <w:r>
         <w:rPr>
           <w:rFonts w:ascii="Times New Roman" w:hAnsi="Times New Roman" w:eastAsia="微软雅黑" w:cs="黑体"/>
@@ -4969,12 +4963,12 @@
           <w:lang w:eastAsia="zh-CN"/>
         </w:rPr>
       </w:pPr>
-      <w:bookmarkStart w:id="9" w:name="_Toc6504_WPSOffice_Level1"/>
-      <w:bookmarkStart w:id="10" w:name="_Toc31152_WPSOffice_Level1"/>
-      <w:bookmarkStart w:id="11" w:name="_Toc30144_WPSOffice_Level1"/>
-      <w:bookmarkStart w:id="12" w:name="_Toc2455_WPSOffice_Level1"/>
-      <w:bookmarkStart w:id="13" w:name="_Toc24581_WPSOffice_Level1"/>
-      <w:bookmarkStart w:id="14" w:name="_Toc21844_WPSOffice_Level1"/>
+      <w:bookmarkStart w:id="9" w:name="_Toc30144_WPSOffice_Level1"/>
+      <w:bookmarkStart w:id="10" w:name="_Toc2455_WPSOffice_Level1"/>
+      <w:bookmarkStart w:id="11" w:name="_Toc31152_WPSOffice_Level1"/>
+      <w:bookmarkStart w:id="12" w:name="_Toc6504_WPSOffice_Level1"/>
+      <w:bookmarkStart w:id="13" w:name="_Toc21844_WPSOffice_Level1"/>
+      <w:bookmarkStart w:id="14" w:name="_Toc24581_WPSOffice_Level1"/>
       <w:bookmarkStart w:id="15" w:name="_Toc15930_WPSOffice_Level1"/>
       <w:bookmarkStart w:id="16" w:name="_Toc22167_WPSOffice_Level1"/>
       <w:r>
@@ -5368,14 +5362,14 @@
           <w:lang w:eastAsia="zh-CN"/>
         </w:rPr>
       </w:pPr>
-      <w:bookmarkStart w:id="17" w:name="_Toc17440_WPSOffice_Level1"/>
-      <w:bookmarkStart w:id="18" w:name="_Toc20319_WPSOffice_Level1"/>
-      <w:bookmarkStart w:id="19" w:name="_Toc12685_WPSOffice_Level1"/>
-      <w:bookmarkStart w:id="20" w:name="_Toc28180_WPSOffice_Level1"/>
-      <w:bookmarkStart w:id="21" w:name="_Toc21686_WPSOffice_Level1"/>
-      <w:bookmarkStart w:id="22" w:name="_Toc3049_WPSOffice_Level1"/>
-      <w:bookmarkStart w:id="23" w:name="_Toc17938_WPSOffice_Level1"/>
-      <w:bookmarkStart w:id="24" w:name="_Toc29285_WPSOffice_Level1"/>
+      <w:bookmarkStart w:id="17" w:name="_Toc3049_WPSOffice_Level1"/>
+      <w:bookmarkStart w:id="18" w:name="_Toc29285_WPSOffice_Level1"/>
+      <w:bookmarkStart w:id="19" w:name="_Toc17938_WPSOffice_Level1"/>
+      <w:bookmarkStart w:id="20" w:name="_Toc20319_WPSOffice_Level1"/>
+      <w:bookmarkStart w:id="21" w:name="_Toc12685_WPSOffice_Level1"/>
+      <w:bookmarkStart w:id="22" w:name="_Toc17440_WPSOffice_Level1"/>
+      <w:bookmarkStart w:id="23" w:name="_Toc28180_WPSOffice_Level1"/>
+      <w:bookmarkStart w:id="24" w:name="_Toc21686_WPSOffice_Level1"/>
       <w:r>
         <w:rPr>
           <w:rFonts w:ascii="Times New Roman" w:hAnsi="Times New Roman" w:eastAsia="微软雅黑" w:cs="Times New Roman"/>
@@ -5713,14 +5707,14 @@
           <w:lang w:eastAsia="zh-CN"/>
         </w:rPr>
       </w:pPr>
-      <w:bookmarkStart w:id="25" w:name="_Toc7978_WPSOffice_Level1"/>
-      <w:bookmarkStart w:id="26" w:name="_Toc21505_WPSOffice_Level1"/>
-      <w:bookmarkStart w:id="27" w:name="_Toc18680_WPSOffice_Level1"/>
-      <w:bookmarkStart w:id="28" w:name="_Toc14829_WPSOffice_Level1"/>
-      <w:bookmarkStart w:id="29" w:name="_Toc3149_WPSOffice_Level1"/>
-      <w:bookmarkStart w:id="30" w:name="_Toc22326_WPSOffice_Level1"/>
-      <w:bookmarkStart w:id="31" w:name="_Toc25251_WPSOffice_Level1"/>
-      <w:bookmarkStart w:id="32" w:name="_Toc29912_WPSOffice_Level1"/>
+      <w:bookmarkStart w:id="25" w:name="_Toc22326_WPSOffice_Level1"/>
+      <w:bookmarkStart w:id="26" w:name="_Toc3149_WPSOffice_Level1"/>
+      <w:bookmarkStart w:id="27" w:name="_Toc25251_WPSOffice_Level1"/>
+      <w:bookmarkStart w:id="28" w:name="_Toc18680_WPSOffice_Level1"/>
+      <w:bookmarkStart w:id="29" w:name="_Toc29912_WPSOffice_Level1"/>
+      <w:bookmarkStart w:id="30" w:name="_Toc21505_WPSOffice_Level1"/>
+      <w:bookmarkStart w:id="31" w:name="_Toc7978_WPSOffice_Level1"/>
+      <w:bookmarkStart w:id="32" w:name="_Toc14829_WPSOffice_Level1"/>
       <w:r>
         <w:rPr>
           <w:rFonts w:ascii="Times New Roman" w:hAnsi="Times New Roman" w:eastAsia="微软雅黑" w:cs="Times New Roman"/>
@@ -7466,6 +7460,8 @@
         </w:rPr>
         <w:t>广州诺禾医学检验实验室</w:t>
       </w:r>
+      <w:bookmarkStart w:id="33" w:name="_GoBack"/>
+      <w:bookmarkEnd w:id="33"/>
     </w:p>
     <w:p>
       <w:pPr>
@@ -7486,19 +7482,56 @@
           <w:bCs w:val="0"/>
           <w:lang w:eastAsia="zh-CN"/>
         </w:rPr>
-        <w:t>广州市</w:t>
-      </w:r>
-      <w:bookmarkStart w:id="33" w:name="_GoBack"/>
-      <w:r>
+        <w:t>广州市黄浦区开源大道11号C6栋702室</w:t>
+      </w:r>
+    </w:p>
+    <w:p>
+      <w:pPr>
+        <w:pStyle w:val="5"/>
+        <w:widowControl/>
+        <w:spacing w:line="360" w:lineRule="auto"/>
+        <w:rPr>
+          <w:rFonts w:hint="eastAsia" w:ascii="Times New Roman" w:hAnsi="Times New Roman" w:eastAsia="微软雅黑" w:cs="Times New Roman"/>
+          <w:b/>
+          <w:bCs/>
+          <w:lang w:eastAsia="zh-CN"/>
+        </w:rPr>
+      </w:pPr>
+    </w:p>
+    <w:p>
+      <w:pPr>
+        <w:pStyle w:val="5"/>
+        <w:widowControl/>
+        <w:spacing w:line="360" w:lineRule="auto"/>
+        <w:rPr>
+          <w:rFonts w:hint="eastAsia" w:ascii="Times New Roman" w:hAnsi="Times New Roman" w:eastAsia="微软雅黑" w:cs="Times New Roman"/>
+          <w:b/>
+          <w:bCs/>
+          <w:lang w:eastAsia="zh-CN"/>
+        </w:rPr>
+      </w:pPr>
+      <w:r>
+        <w:rPr>
+          <w:rFonts w:hint="eastAsia" w:ascii="Times New Roman" w:hAnsi="Times New Roman" w:eastAsia="微软雅黑" w:cs="Times New Roman"/>
+          <w:b/>
+          <w:bCs/>
+          <w:lang w:eastAsia="zh-CN"/>
+        </w:rPr>
+        <w:t>上海诺禾医学检验实验室</w:t>
+      </w:r>
+    </w:p>
+    <w:p>
+      <w:pPr>
+        <w:pStyle w:val="5"/>
+        <w:widowControl/>
+        <w:spacing w:line="360" w:lineRule="auto"/>
         <w:rPr>
           <w:rFonts w:hint="eastAsia" w:ascii="Times New Roman" w:hAnsi="Times New Roman" w:eastAsia="微软雅黑" w:cs="Times New Roman"/>
           <w:b w:val="0"/>
           <w:bCs w:val="0"/>
           <w:lang w:eastAsia="zh-CN"/>
         </w:rPr>
-        <w:t>黄埔</w:t>
-      </w:r>
-      <w:bookmarkEnd w:id="33"/>
+      </w:pPr>
       <w:r>
         <w:rPr>
           <w:rFonts w:hint="eastAsia" w:ascii="Times New Roman" w:hAnsi="Times New Roman" w:eastAsia="微软雅黑" w:cs="Times New Roman"/>
@@ -7506,7 +7539,7 @@
           <w:bCs w:val="0"/>
           <w:lang w:eastAsia="zh-CN"/>
         </w:rPr>
-        <w:t>区开源大道11号C6栋702室</w:t>
+        <w:t>上海市闵行区绿洲环路396弄9号201室</w:t>
       </w:r>
     </w:p>
     <w:p>
@@ -7541,7 +7574,7 @@
           <w:bCs/>
           <w:lang w:eastAsia="zh-CN"/>
         </w:rPr>
-        <w:t>上海诺禾医学检验实验室</w:t>
+        <w:t>天津诺禾医学检验实验室</w:t>
       </w:r>
     </w:p>
     <w:p>
@@ -7563,14 +7596,13 @@
           <w:bCs w:val="0"/>
           <w:lang w:eastAsia="zh-CN"/>
         </w:rPr>
-        <w:t>上海市闵行区绿洲环路396弄9号201室</w:t>
+        <w:t>天津市武清区创业总部基地B07</w:t>
       </w:r>
     </w:p>
     <w:p>
       <w:pPr>
         <w:pStyle w:val="5"/>
         <w:widowControl/>
-        <w:spacing w:line="360" w:lineRule="auto"/>
         <w:rPr>
           <w:rFonts w:hint="eastAsia" w:ascii="Times New Roman" w:hAnsi="Times New Roman" w:eastAsia="微软雅黑" w:cs="Times New Roman"/>
           <w:b/>
@@ -7583,75 +7615,19 @@
       <w:pPr>
         <w:pStyle w:val="5"/>
         <w:widowControl/>
-        <w:spacing w:line="360" w:lineRule="auto"/>
-        <w:rPr>
-          <w:rFonts w:hint="eastAsia" w:ascii="Times New Roman" w:hAnsi="Times New Roman" w:eastAsia="微软雅黑" w:cs="Times New Roman"/>
-          <w:b/>
-          <w:bCs/>
-          <w:lang w:eastAsia="zh-CN"/>
-        </w:rPr>
-      </w:pPr>
-      <w:r>
-        <w:rPr>
-          <w:rFonts w:hint="eastAsia" w:ascii="Times New Roman" w:hAnsi="Times New Roman" w:eastAsia="微软雅黑" w:cs="Times New Roman"/>
-          <w:b/>
-          <w:bCs/>
-          <w:lang w:eastAsia="zh-CN"/>
-        </w:rPr>
-        <w:t>天津诺禾医学检验实验室</w:t>
-      </w:r>
-    </w:p>
-    <w:p>
-      <w:pPr>
-        <w:pStyle w:val="5"/>
-        <w:widowControl/>
-        <w:spacing w:line="360" w:lineRule="auto"/>
+        <w:rPr>
+          <w:rFonts w:ascii="Times New Roman" w:hAnsi="Times New Roman" w:eastAsia="等线"/>
+          <w:b w:val="0"/>
+          <w:bCs w:val="0"/>
+        </w:rPr>
+      </w:pPr>
+      <w:r>
         <w:rPr>
           <w:rFonts w:hint="eastAsia" w:ascii="Times New Roman" w:hAnsi="Times New Roman" w:eastAsia="微软雅黑" w:cs="Times New Roman"/>
           <w:b w:val="0"/>
           <w:bCs w:val="0"/>
           <w:lang w:eastAsia="zh-CN"/>
         </w:rPr>
-      </w:pPr>
-      <w:r>
-        <w:rPr>
-          <w:rFonts w:hint="eastAsia" w:ascii="Times New Roman" w:hAnsi="Times New Roman" w:eastAsia="微软雅黑" w:cs="Times New Roman"/>
-          <w:b w:val="0"/>
-          <w:bCs w:val="0"/>
-          <w:lang w:eastAsia="zh-CN"/>
-        </w:rPr>
-        <w:t>天津市武清区创业总部基地B07</w:t>
-      </w:r>
-    </w:p>
-    <w:p>
-      <w:pPr>
-        <w:pStyle w:val="5"/>
-        <w:widowControl/>
-        <w:rPr>
-          <w:rFonts w:hint="eastAsia" w:ascii="Times New Roman" w:hAnsi="Times New Roman" w:eastAsia="微软雅黑" w:cs="Times New Roman"/>
-          <w:b/>
-          <w:bCs/>
-          <w:lang w:eastAsia="zh-CN"/>
-        </w:rPr>
-      </w:pPr>
-    </w:p>
-    <w:p>
-      <w:pPr>
-        <w:pStyle w:val="5"/>
-        <w:widowControl/>
-        <w:rPr>
-          <w:rFonts w:ascii="Times New Roman" w:hAnsi="Times New Roman" w:eastAsia="等线"/>
-          <w:b w:val="0"/>
-          <w:bCs w:val="0"/>
-        </w:rPr>
-      </w:pPr>
-      <w:r>
-        <w:rPr>
-          <w:rFonts w:hint="eastAsia" w:ascii="Times New Roman" w:hAnsi="Times New Roman" w:eastAsia="微软雅黑" w:cs="Times New Roman"/>
-          <w:b w:val="0"/>
-          <w:bCs w:val="0"/>
-          <w:lang w:eastAsia="zh-CN"/>
-        </w:rPr>
         <w:t>T.020-32038634</w:t>
       </w:r>
     </w:p>
@@ -7883,7 +7859,7 @@
           <w:szCs w:val="24"/>
         </w:rPr>
         <w:drawing>
-          <wp:anchor distT="0" distB="0" distL="114935" distR="114935" simplePos="0" relativeHeight="251668480" behindDoc="0" locked="0" layoutInCell="1" allowOverlap="1">
+          <wp:anchor distT="0" distB="0" distL="114935" distR="114935" simplePos="0" relativeHeight="251669504" behindDoc="0" locked="0" layoutInCell="1" allowOverlap="1">
             <wp:simplePos x="0" y="0"/>
             <wp:positionH relativeFrom="column">
               <wp:posOffset>28575</wp:posOffset>
@@ -7939,7 +7915,7 @@
           <w:szCs w:val="24"/>
         </w:rPr>
         <w:drawing>
-          <wp:anchor distT="0" distB="0" distL="114935" distR="114935" simplePos="0" relativeHeight="251669504" behindDoc="0" locked="0" layoutInCell="1" allowOverlap="1">
+          <wp:anchor distT="0" distB="0" distL="114935" distR="114935" simplePos="0" relativeHeight="251670528" behindDoc="0" locked="0" layoutInCell="1" allowOverlap="1">
             <wp:simplePos x="0" y="0"/>
             <wp:positionH relativeFrom="column">
               <wp:posOffset>723900</wp:posOffset>
@@ -8176,7 +8152,7 @@
           <w:lang w:eastAsia="zh-CN"/>
         </w:rPr>
         <w:drawing>
-          <wp:anchor distT="0" distB="0" distL="0" distR="0" simplePos="0" relativeHeight="251667456" behindDoc="1" locked="0" layoutInCell="1" allowOverlap="1">
+          <wp:anchor distT="0" distB="0" distL="0" distR="0" simplePos="0" relativeHeight="251668480" behindDoc="1" locked="0" layoutInCell="1" allowOverlap="1">
             <wp:simplePos x="0" y="0"/>
             <wp:positionH relativeFrom="column">
               <wp:posOffset>4900295</wp:posOffset>

--- a/WebContent/docx/KRAS_NRAS_BRAF基因报告模板-常德市第一人民医院.docx
+++ b/WebContent/docx/KRAS_NRAS_BRAF基因报告模板-常德市第一人民医院.docx
@@ -433,11 +433,25 @@
     </w:p>
     <w:p>
       <w:pPr>
+        <w:keepNext w:val="0"/>
+        <w:keepLines w:val="0"/>
+        <w:pageBreakBefore w:val="0"/>
+        <w:widowControl w:val="0"/>
         <w:tabs>
           <w:tab w:val="left" w:pos="6765"/>
         </w:tabs>
+        <w:kinsoku/>
+        <w:wordWrap/>
+        <w:overflowPunct/>
+        <w:topLinePunct w:val="0"/>
+        <w:autoSpaceDE/>
+        <w:autoSpaceDN/>
+        <w:bidi w:val="0"/>
+        <w:adjustRightInd/>
+        <w:snapToGrid w:val="0"/>
         <w:spacing w:line="168" w:lineRule="auto"/>
         <w:jc w:val="center"/>
+        <w:textAlignment w:val="auto"/>
         <w:rPr>
           <w:rFonts w:ascii="Times New Roman" w:hAnsi="Times New Roman" w:eastAsia="微软雅黑" w:cs="微软雅黑"/>
           <w:sz w:val="36"/>
@@ -1589,10 +1603,23 @@
           </w:tcPr>
           <w:p>
             <w:pPr>
+              <w:keepNext w:val="0"/>
+              <w:keepLines w:val="0"/>
+              <w:pageBreakBefore w:val="0"/>
               <w:widowControl w:val="0"/>
-              <w:spacing w:before="1" w:after="0"/>
+              <w:kinsoku/>
+              <w:wordWrap/>
+              <w:overflowPunct/>
+              <w:topLinePunct w:val="0"/>
+              <w:autoSpaceDE/>
+              <w:autoSpaceDN/>
+              <w:bidi w:val="0"/>
+              <w:adjustRightInd/>
+              <w:snapToGrid w:val="0"/>
+              <w:spacing w:before="1" w:after="0" w:line="240" w:lineRule="auto"/>
               <w:ind w:left="35"/>
               <w:jc w:val="both"/>
+              <w:textAlignment w:val="auto"/>
               <w:rPr>
                 <w:rFonts w:ascii="Times New Roman" w:hAnsi="Times New Roman" w:eastAsia="微软雅黑" w:cs="微软雅黑"/>
                 <w:b/>
@@ -1629,10 +1656,23 @@
           </w:tcPr>
           <w:p>
             <w:pPr>
+              <w:keepNext w:val="0"/>
+              <w:keepLines w:val="0"/>
+              <w:pageBreakBefore w:val="0"/>
               <w:widowControl w:val="0"/>
-              <w:spacing w:after="0" w:line="303" w:lineRule="exact"/>
+              <w:kinsoku/>
+              <w:wordWrap/>
+              <w:overflowPunct/>
+              <w:topLinePunct w:val="0"/>
+              <w:autoSpaceDE/>
+              <w:autoSpaceDN/>
+              <w:bidi w:val="0"/>
+              <w:adjustRightInd/>
+              <w:snapToGrid w:val="0"/>
+              <w:spacing w:after="0" w:line="240" w:lineRule="auto"/>
               <w:ind w:left="102"/>
               <w:jc w:val="both"/>
+              <w:textAlignment w:val="auto"/>
               <w:rPr>
                 <w:rFonts w:ascii="Times New Roman" w:hAnsi="Times New Roman" w:eastAsia="微软雅黑" w:cs="微软雅黑"/>
                 <w:sz w:val="28"/>
@@ -1658,10 +1698,23 @@
           </w:tcPr>
           <w:p>
             <w:pPr>
+              <w:keepNext w:val="0"/>
+              <w:keepLines w:val="0"/>
+              <w:pageBreakBefore w:val="0"/>
               <w:widowControl w:val="0"/>
-              <w:spacing w:before="1" w:after="0"/>
+              <w:kinsoku/>
+              <w:wordWrap/>
+              <w:overflowPunct/>
+              <w:topLinePunct w:val="0"/>
+              <w:autoSpaceDE/>
+              <w:autoSpaceDN/>
+              <w:bidi w:val="0"/>
+              <w:adjustRightInd/>
+              <w:snapToGrid w:val="0"/>
+              <w:spacing w:before="1" w:after="0" w:line="240" w:lineRule="auto"/>
               <w:ind w:right="207"/>
               <w:jc w:val="both"/>
+              <w:textAlignment w:val="auto"/>
               <w:rPr>
                 <w:rFonts w:ascii="Times New Roman" w:hAnsi="Times New Roman" w:eastAsia="微软雅黑" w:cs="微软雅黑"/>
                 <w:sz w:val="28"/>
@@ -1688,13 +1741,26 @@
           </w:tcPr>
           <w:p>
             <w:pPr>
+              <w:keepNext w:val="0"/>
+              <w:keepLines w:val="0"/>
+              <w:pageBreakBefore w:val="0"/>
               <w:widowControl w:val="0"/>
               <w:tabs>
                 <w:tab w:val="left" w:pos="583"/>
               </w:tabs>
-              <w:spacing w:after="0" w:line="303" w:lineRule="exact"/>
+              <w:kinsoku/>
+              <w:wordWrap/>
+              <w:overflowPunct/>
+              <w:topLinePunct w:val="0"/>
+              <w:autoSpaceDE/>
+              <w:autoSpaceDN/>
+              <w:bidi w:val="0"/>
+              <w:adjustRightInd/>
+              <w:snapToGrid w:val="0"/>
+              <w:spacing w:after="0" w:line="240" w:lineRule="auto"/>
               <w:ind w:right="33"/>
               <w:jc w:val="both"/>
+              <w:textAlignment w:val="auto"/>
               <w:rPr>
                 <w:rFonts w:ascii="Times New Roman" w:hAnsi="Times New Roman" w:eastAsia="微软雅黑" w:cs="微软雅黑"/>
                 <w:sz w:val="28"/>
@@ -1720,13 +1786,26 @@
           </w:tcPr>
           <w:p>
             <w:pPr>
+              <w:keepNext w:val="0"/>
+              <w:keepLines w:val="0"/>
+              <w:pageBreakBefore w:val="0"/>
               <w:widowControl w:val="0"/>
               <w:tabs>
                 <w:tab w:val="left" w:pos="583"/>
               </w:tabs>
-              <w:spacing w:after="0" w:line="303" w:lineRule="exact"/>
+              <w:kinsoku/>
+              <w:wordWrap/>
+              <w:overflowPunct/>
+              <w:topLinePunct w:val="0"/>
+              <w:autoSpaceDE/>
+              <w:autoSpaceDN/>
+              <w:bidi w:val="0"/>
+              <w:adjustRightInd/>
+              <w:snapToGrid w:val="0"/>
+              <w:spacing w:after="0" w:line="240" w:lineRule="auto"/>
               <w:ind w:right="33"/>
               <w:jc w:val="both"/>
+              <w:textAlignment w:val="auto"/>
               <w:rPr>
                 <w:rFonts w:ascii="Times New Roman" w:hAnsi="Times New Roman" w:eastAsia="微软雅黑" w:cs="微软雅黑"/>
                 <w:w w:val="115"/>
@@ -1775,9 +1854,21 @@
     </w:p>
     <w:p>
       <w:pPr>
+        <w:keepNext w:val="0"/>
+        <w:keepLines w:val="0"/>
+        <w:pageBreakBefore w:val="0"/>
+        <w:widowControl w:val="0"/>
+        <w:kinsoku/>
+        <w:wordWrap/>
+        <w:overflowPunct/>
+        <w:topLinePunct w:val="0"/>
+        <w:autoSpaceDE/>
+        <w:autoSpaceDN/>
+        <w:bidi w:val="0"/>
         <w:adjustRightInd w:val="0"/>
         <w:snapToGrid w:val="0"/>
-        <w:spacing w:after="120" w:line="240" w:lineRule="auto"/>
+        <w:spacing w:line="240" w:lineRule="auto"/>
+        <w:textAlignment w:val="auto"/>
         <w:rPr>
           <w:rFonts w:ascii="Times New Roman" w:hAnsi="Times New Roman" w:eastAsia="微软雅黑" w:cs="微软雅黑"/>
           <w:bCs/>
@@ -4456,13 +4547,81 @@
         </w:tc>
       </w:tr>
     </w:tbl>
+    <w:p>
+      <w:pPr>
+        <w:rPr>
+          <w:rFonts w:hint="default" w:ascii="Times New Roman" w:hAnsi="Times New Roman" w:eastAsia="微软雅黑" w:cs="Times New Roman"/>
+          <w:sz w:val="24"/>
+          <w:szCs w:val="24"/>
+          <w:lang w:val="en-US" w:eastAsia="zh-CN"/>
+        </w:rPr>
+      </w:pPr>
+      <w:r>
+        <w:rPr>
+          <w:rFonts w:hint="eastAsia" w:ascii="Times New Roman" w:hAnsi="Times New Roman" w:eastAsia="微软雅黑" w:cs="Times New Roman"/>
+          <w:sz w:val="24"/>
+          <w:szCs w:val="24"/>
+          <w:lang w:eastAsia="zh-CN"/>
+        </w:rPr>
+        <w:t xml:space="preserve">{% if testedby == </w:t>
+      </w:r>
+      <w:r>
+        <w:rPr>
+          <w:rFonts w:ascii="Times New Roman" w:hAnsi="Times New Roman" w:eastAsia="微软雅黑" w:cs="Times New Roman"/>
+          <w:sz w:val="24"/>
+          <w:szCs w:val="24"/>
+          <w:lang w:eastAsia="zh-CN"/>
+        </w:rPr>
+        <w:t>“</w:t>
+      </w:r>
+      <w:r>
+        <w:rPr>
+          <w:rFonts w:hint="eastAsia" w:ascii="Times New Roman" w:hAnsi="Times New Roman" w:eastAsia="微软雅黑" w:cs="Times New Roman"/>
+          <w:sz w:val="24"/>
+          <w:szCs w:val="24"/>
+          <w:lang w:eastAsia="zh-CN"/>
+        </w:rPr>
+        <w:t>1</w:t>
+      </w:r>
+      <w:r>
+        <w:rPr>
+          <w:rFonts w:ascii="Times New Roman" w:hAnsi="Times New Roman" w:eastAsia="微软雅黑" w:cs="Times New Roman"/>
+          <w:sz w:val="24"/>
+          <w:szCs w:val="24"/>
+          <w:lang w:eastAsia="zh-CN"/>
+        </w:rPr>
+        <w:t>”</w:t>
+      </w:r>
+      <w:r>
+        <w:rPr>
+          <w:rFonts w:hint="eastAsia" w:ascii="Times New Roman" w:hAnsi="Times New Roman" w:eastAsia="微软雅黑" w:cs="Times New Roman"/>
+          <w:sz w:val="24"/>
+          <w:szCs w:val="24"/>
+          <w:lang w:eastAsia="zh-CN"/>
+        </w:rPr>
+        <w:t xml:space="preserve"> %}</w:t>
+      </w:r>
+    </w:p>
+    <w:p>
+      <w:pPr>
+        <w:rPr>
+          <w:lang w:eastAsia="zh-CN"/>
+        </w:rPr>
+      </w:pPr>
+    </w:p>
+    <w:p>
+      <w:pPr>
+        <w:rPr>
+          <w:lang w:eastAsia="zh-CN"/>
+        </w:rPr>
+      </w:pPr>
+    </w:p>
     <w:tbl>
       <w:tblPr>
-        <w:tblStyle w:val="6"/>
-        <w:tblpPr w:leftFromText="181" w:rightFromText="181" w:vertAnchor="page" w:horzAnchor="page" w:tblpXSpec="center" w:tblpY="15875"/>
-        <w:tblW w:w="4850" w:type="pct"/>
-        <w:jc w:val="center"/>
-        <w:tblLayout w:type="autofit"/>
+        <w:tblStyle w:val="11"/>
+        <w:tblW w:w="8091" w:type="dxa"/>
+        <w:jc w:val="right"/>
+        <w:tblLayout w:type="fixed"/>
         <w:tblCellMar>
           <w:top w:w="0" w:type="dxa"/>
           <w:left w:w="0" w:type="dxa"/>
@@ -4471,12 +4630,11 @@
         </w:tblCellMar>
       </w:tblPr>
       <w:tblGrid>
-        <w:gridCol w:w="1444"/>
-        <w:gridCol w:w="1444"/>
-        <w:gridCol w:w="1444"/>
-        <w:gridCol w:w="1802"/>
-        <w:gridCol w:w="1469"/>
-        <w:gridCol w:w="2549"/>
+        <w:gridCol w:w="1068"/>
+        <w:gridCol w:w="1386"/>
+        <w:gridCol w:w="1386"/>
+        <w:gridCol w:w="1018"/>
+        <w:gridCol w:w="3233"/>
       </w:tblGrid>
       <w:tr>
         <w:tblPrEx>
@@ -4488,42 +4646,91 @@
           </w:tblCellMar>
         </w:tblPrEx>
         <w:trPr>
-          <w:cantSplit/>
-          <w:trHeight w:val="442" w:hRule="atLeast"/>
-          <w:jc w:val="center"/>
+          <w:trHeight w:val="441" w:hRule="exact"/>
+          <w:jc w:val="right"/>
         </w:trPr>
         <w:tc>
           <w:tcPr>
-            <w:tcW w:w="711" w:type="pct"/>
+            <w:tcW w:w="1068" w:type="dxa"/>
             <w:vAlign w:val="center"/>
           </w:tcPr>
           <w:p>
             <w:pPr>
               <w:pStyle w:val="10"/>
-              <w:adjustRightInd w:val="0"/>
-              <w:snapToGrid w:val="0"/>
-              <w:spacing w:after="0" w:line="240" w:lineRule="auto"/>
+              <w:spacing w:before="13"/>
               <w:ind w:left="13" w:right="95"/>
               <w:jc w:val="both"/>
               <w:rPr>
-                <w:rFonts w:ascii="Times New Roman" w:hAnsi="Times New Roman" w:eastAsia="微软雅黑" w:cs="微软雅黑"/>
+                <w:rFonts w:ascii="Times New Roman" w:hAnsi="Times New Roman" w:cs="Times New Roman"/>
                 <w:b/>
-                <w:sz w:val="28"/>
-                <w:szCs w:val="28"/>
+                <w:sz w:val="24"/>
+                <w:szCs w:val="24"/>
               </w:rPr>
             </w:pPr>
             <w:r>
               <w:rPr>
-                <w:rFonts w:ascii="Times New Roman" w:hAnsi="Times New Roman" w:eastAsia="微软雅黑" w:cs="微软雅黑"/>
+                <w:rFonts w:ascii="Times New Roman" w:hAnsi="Times New Roman" w:cs="Times New Roman"/>
                 <w:b/>
-                <w:sz w:val="28"/>
-                <w:szCs w:val="28"/>
+                <w:sz w:val="24"/>
+                <w:szCs w:val="24"/>
               </w:rPr>
               <w:t>检测人：</w:t>
             </w:r>
-            <w:r>
-              <w:rPr>
+          </w:p>
+        </w:tc>
+        <w:tc>
+          <w:tcPr>
+            <w:tcW w:w="1386" w:type="dxa"/>
+            <w:vAlign w:val="center"/>
+          </w:tcPr>
+          <w:p>
+            <w:pPr>
+              <w:pStyle w:val="10"/>
+              <w:spacing w:before="13"/>
+              <w:jc w:val="both"/>
+              <w:rPr>
+                <w:rFonts w:ascii="Times New Roman" w:hAnsi="Times New Roman" w:cs="Times New Roman"/>
+                <w:b/>
                 <w:sz w:val="24"/>
+                <w:szCs w:val="24"/>
+              </w:rPr>
+            </w:pPr>
+            <w:r>
+              <w:rPr>
+                <w:rFonts w:hint="eastAsia" w:ascii="Times New Roman" w:hAnsi="Times New Roman" w:cs="Times New Roman"/>
+                <w:b w:val="0"/>
+                <w:bCs/>
+                <w:sz w:val="24"/>
+                <w:szCs w:val="24"/>
+                <w:lang w:val="en-US" w:eastAsia="zh-CN"/>
+              </w:rPr>
+              <w:t>临检检测人，</w:t>
+            </w:r>
+          </w:p>
+        </w:tc>
+        <w:tc>
+          <w:tcPr>
+            <w:tcW w:w="1386" w:type="dxa"/>
+            <w:vAlign w:val="center"/>
+          </w:tcPr>
+          <w:p>
+            <w:pPr>
+              <w:pStyle w:val="10"/>
+              <w:spacing w:before="13"/>
+              <w:jc w:val="both"/>
+              <w:rPr>
+                <w:rFonts w:hint="eastAsia" w:ascii="Times New Roman" w:hAnsi="Times New Roman" w:cs="Times New Roman"/>
+                <w:b w:val="0"/>
+                <w:bCs/>
+                <w:sz w:val="24"/>
+                <w:szCs w:val="24"/>
+                <w:lang w:val="en-US" w:eastAsia="zh-CN"/>
+              </w:rPr>
+            </w:pPr>
+            <w:bookmarkStart w:id="33" w:name="_GoBack"/>
+            <w:r>
+              <w:rPr>
+                <w:sz w:val="22"/>
               </w:rPr>
               <mc:AlternateContent>
                 <mc:Choice Requires="wpg">
@@ -4531,15 +4738,15 @@
                     <wp:anchor distT="0" distB="0" distL="114300" distR="114300" simplePos="0" relativeHeight="251671552" behindDoc="0" locked="0" layoutInCell="1" allowOverlap="1">
                       <wp:simplePos x="0" y="0"/>
                       <wp:positionH relativeFrom="column">
-                        <wp:posOffset>639445</wp:posOffset>
+                        <wp:posOffset>-55880</wp:posOffset>
                       </wp:positionH>
                       <wp:positionV relativeFrom="paragraph">
-                        <wp:posOffset>-859155</wp:posOffset>
+                        <wp:posOffset>-461010</wp:posOffset>
                       </wp:positionV>
-                      <wp:extent cx="5446395" cy="1443355"/>
-                      <wp:effectExtent l="0" t="0" r="9525" b="4445"/>
+                      <wp:extent cx="3352800" cy="1443355"/>
+                      <wp:effectExtent l="0" t="0" r="0" b="4445"/>
                       <wp:wrapNone/>
-                      <wp:docPr id="4" name="组合 4"/>
+                      <wp:docPr id="27" name="组合 27"/>
                       <wp:cNvGraphicFramePr/>
                       <a:graphic xmlns:a="http://schemas.openxmlformats.org/drawingml/2006/main">
                         <a:graphicData uri="http://schemas.microsoft.com/office/word/2010/wordprocessingGroup">
@@ -4548,92 +4755,31 @@
                             <wpg:grpSpPr>
                               <a:xfrm>
                                 <a:off x="0" y="0"/>
-                                <a:ext cx="5446395" cy="1443355"/>
-                                <a:chOff x="17622" y="40815"/>
-                                <a:chExt cx="8577" cy="2273"/>
+                                <a:ext cx="3352800" cy="1443355"/>
+                                <a:chOff x="19211" y="18890"/>
+                                <a:chExt cx="5280" cy="2273"/>
                               </a:xfrm>
                             </wpg:grpSpPr>
-                            <pic:pic xmlns:pic="http://schemas.openxmlformats.org/drawingml/2006/picture">
-                              <pic:nvPicPr>
-                                <pic:cNvPr id="1" name="图片 23"/>
-                                <pic:cNvPicPr>
-                                  <a:picLocks noChangeAspect="1" noChangeArrowheads="1"/>
-                                </pic:cNvPicPr>
-                              </pic:nvPicPr>
-                              <pic:blipFill>
-                                <a:blip r:embed="rId8">
-                                  <a:extLst>
-                                    <a:ext uri="{28A0092B-C50C-407E-A947-70E740481C1C}">
-                                      <a14:useLocalDpi xmlns:a14="http://schemas.microsoft.com/office/drawing/2010/main" val="0"/>
-                                    </a:ext>
-                                  </a:extLst>
-                                </a:blip>
-                                <a:srcRect/>
-                                <a:stretch>
-                                  <a:fillRect/>
-                                </a:stretch>
-                              </pic:blipFill>
-                              <pic:spPr>
-                                <a:xfrm>
-                                  <a:off x="23926" y="40815"/>
-                                  <a:ext cx="2273" cy="2273"/>
-                                </a:xfrm>
-                                <a:prstGeom prst="rect">
-                                  <a:avLst/>
-                                </a:prstGeom>
-                                <a:noFill/>
-                                <a:ln>
-                                  <a:noFill/>
-                                </a:ln>
-                              </pic:spPr>
-                            </pic:pic>
                             <wpg:grpSp>
-                              <wpg:cNvPr id="10" name="组合 23"/>
+                              <wpg:cNvPr id="28" name="组合 6"/>
                               <wpg:cNvGrpSpPr/>
                               <wpg:grpSpPr>
                                 <a:xfrm>
-                                  <a:off x="17622" y="41977"/>
-                                  <a:ext cx="4353" cy="627"/>
-                                  <a:chOff x="17622" y="41977"/>
-                                  <a:chExt cx="4353" cy="627"/>
+                                  <a:off x="19211" y="18890"/>
+                                  <a:ext cx="5140" cy="2273"/>
+                                  <a:chOff x="19199" y="18950"/>
+                                  <a:chExt cx="5140" cy="2273"/>
                                 </a:xfrm>
                               </wpg:grpSpPr>
                               <pic:pic xmlns:pic="http://schemas.openxmlformats.org/drawingml/2006/picture">
                                 <pic:nvPicPr>
-                                  <pic:cNvPr id="22" name="图片 59" descr="图片1"/>
+                                  <pic:cNvPr id="22" name="图片 6" descr="蔡冬雪"/>
                                   <pic:cNvPicPr>
                                     <a:picLocks noChangeAspect="1"/>
                                   </pic:cNvPicPr>
                                 </pic:nvPicPr>
                                 <pic:blipFill>
-                                  <a:blip r:embed="rId9">
-                                    <a:biLevel thresh="50000"/>
-                                  </a:blip>
-                                  <a:srcRect l="7865" t="11797" r="5322" b="19074"/>
-                                  <a:stretch>
-                                    <a:fillRect/>
-                                  </a:stretch>
-                                </pic:blipFill>
-                                <pic:spPr>
-                                  <a:xfrm>
-                                    <a:off x="17622" y="41977"/>
-                                    <a:ext cx="1468" cy="627"/>
-                                  </a:xfrm>
-                                  <a:prstGeom prst="rect">
-                                    <a:avLst/>
-                                  </a:prstGeom>
-                                  <a:noFill/>
-                                </pic:spPr>
-                              </pic:pic>
-                              <pic:pic xmlns:pic="http://schemas.openxmlformats.org/drawingml/2006/picture">
-                                <pic:nvPicPr>
-                                  <pic:cNvPr id="21" name="图片 29" descr="IMG_256"/>
-                                  <pic:cNvPicPr>
-                                    <a:picLocks noChangeAspect="1"/>
-                                  </pic:cNvPicPr>
-                                </pic:nvPicPr>
-                                <pic:blipFill>
-                                  <a:blip r:embed="rId10">
+                                  <a:blip r:embed="rId8">
                                     <a:clrChange>
                                       <a:clrFrom>
                                         <a:srgbClr val="FFFFFF">
@@ -4648,25 +4794,93 @@
                                       </a:clrTo>
                                     </a:clrChange>
                                   </a:blip>
+                                  <a:srcRect l="18656" t="33322" r="18897" b="26699"/>
                                   <a:stretch>
                                     <a:fillRect/>
                                   </a:stretch>
                                 </pic:blipFill>
                                 <pic:spPr>
                                   <a:xfrm>
-                                    <a:off x="21000" y="42023"/>
-                                    <a:ext cx="975" cy="570"/>
+                                    <a:off x="19199" y="19551"/>
+                                    <a:ext cx="1261" cy="566"/>
+                                  </a:xfrm>
+                                  <a:prstGeom prst="rect">
+                                    <a:avLst/>
+                                  </a:prstGeom>
+                                </pic:spPr>
+                              </pic:pic>
+                              <pic:pic xmlns:pic="http://schemas.openxmlformats.org/drawingml/2006/picture">
+                                <pic:nvPicPr>
+                                  <pic:cNvPr id="23" name="图片 25"/>
+                                  <pic:cNvPicPr>
+                                    <a:picLocks noChangeAspect="1" noChangeArrowheads="1"/>
+                                  </pic:cNvPicPr>
+                                </pic:nvPicPr>
+                                <pic:blipFill>
+                                  <a:blip r:embed="rId9">
+                                    <a:extLst>
+                                      <a:ext uri="{28A0092B-C50C-407E-A947-70E740481C1C}">
+                                        <a14:useLocalDpi xmlns:a14="http://schemas.microsoft.com/office/drawing/2010/main" val="0"/>
+                                      </a:ext>
+                                    </a:extLst>
+                                  </a:blip>
+                                  <a:srcRect/>
+                                  <a:stretch>
+                                    <a:fillRect/>
+                                  </a:stretch>
+                                </pic:blipFill>
+                                <pic:spPr>
+                                  <a:xfrm>
+                                    <a:off x="22066" y="18950"/>
+                                    <a:ext cx="2273" cy="2273"/>
                                   </a:xfrm>
                                   <a:prstGeom prst="rect">
                                     <a:avLst/>
                                   </a:prstGeom>
                                   <a:noFill/>
-                                  <a:ln w="9525">
+                                  <a:ln>
                                     <a:noFill/>
                                   </a:ln>
                                 </pic:spPr>
                               </pic:pic>
                             </wpg:grpSp>
+                            <pic:pic xmlns:pic="http://schemas.openxmlformats.org/drawingml/2006/picture">
+                              <pic:nvPicPr>
+                                <pic:cNvPr id="26" name="图片 4" descr="王建丽"/>
+                                <pic:cNvPicPr>
+                                  <a:picLocks noChangeAspect="1"/>
+                                </pic:cNvPicPr>
+                              </pic:nvPicPr>
+                              <pic:blipFill>
+                                <a:blip r:embed="rId10">
+                                  <a:clrChange>
+                                    <a:clrFrom>
+                                      <a:srgbClr val="FFFFFF">
+                                        <a:alpha val="100000"/>
+                                      </a:srgbClr>
+                                    </a:clrFrom>
+                                    <a:clrTo>
+                                      <a:srgbClr val="FFFFFF">
+                                        <a:alpha val="100000"/>
+                                        <a:alpha val="0"/>
+                                      </a:srgbClr>
+                                    </a:clrTo>
+                                  </a:clrChange>
+                                </a:blip>
+                                <a:stretch>
+                                  <a:fillRect/>
+                                </a:stretch>
+                              </pic:blipFill>
+                              <pic:spPr>
+                                <a:xfrm>
+                                  <a:off x="23233" y="19467"/>
+                                  <a:ext cx="1258" cy="713"/>
+                                </a:xfrm>
+                                <a:prstGeom prst="rect">
+                                  <a:avLst/>
+                                </a:prstGeom>
+                              </pic:spPr>
+                            </pic:pic>
                           </wpg:wgp>
                         </a:graphicData>
                       </a:graphic>
@@ -4675,200 +4889,913 @@
                 </mc:Choice>
                 <mc:Fallback>
                   <w:pict>
-                    <v:group id="_x0000_s1026" o:spid="_x0000_s1026" o:spt="203" style="position:absolute;left:0pt;margin-left:50.35pt;margin-top:-67.65pt;height:113.65pt;width:428.85pt;z-index:251671552;mso-width-relative:page;mso-height-relative:page;" coordorigin="17622,40815" coordsize="8577,2273" o:gfxdata="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">
+                    <v:group id="_x0000_s1026" o:spid="_x0000_s1026" o:spt="203" style="position:absolute;left:0pt;margin-left:-4.4pt;margin-top:-36.3pt;height:113.65pt;width:264pt;z-index:251671552;mso-width-relative:page;mso-height-relative:page;" coordorigin="19211,18890" coordsize="5280,2273" o:gfxdata="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">
                       <o:lock v:ext="edit" aspectratio="f"/>
-                      <v:shape id="图片 23" o:spid="_x0000_s1026" o:spt="75" type="#_x0000_t75" style="position:absolute;left:23926;top:40815;height:2273;width:2273;" filled="f" o:preferrelative="t" stroked="f" coordsize="21600,21600" o:gfxdata="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">
-                        <v:fill on="f" focussize="0,0"/>
-                        <v:stroke on="f"/>
-                        <v:imagedata r:id="rId8" o:title=""/>
-                        <o:lock v:ext="edit" aspectratio="t"/>
-                      </v:shape>
-                      <v:group id="组合 23" o:spid="_x0000_s1026" o:spt="203" style="position:absolute;left:17622;top:41977;height:627;width:4353;" coordorigin="17622,41977" coordsize="4353,627" o:gfxdata="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">
+                      <v:group id="组合 6" o:spid="_x0000_s1026" o:spt="203" style="position:absolute;left:19211;top:18890;height:2273;width:5140;" coordorigin="19199,18950" coordsize="5140,2273" o:gfxdata="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">
                         <o:lock v:ext="edit" aspectratio="f"/>
-                        <v:shape id="图片 59" o:spid="_x0000_s1026" o:spt="75" alt="图片1" type="#_x0000_t75" style="position:absolute;left:17622;top:41977;height:627;width:1468;" filled="f" o:preferrelative="t" stroked="f" coordsize="21600,21600" o:gfxdata="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">
+                        <v:shape id="图片 6" o:spid="_x0000_s1026" o:spt="75" alt="蔡冬雪" type="#_x0000_t75" style="position:absolute;left:19199;top:19551;height:566;width:1261;" filled="f" o:preferrelative="t" stroked="f" coordsize="21600,21600" o:gfxdata="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">
                           <v:fill on="f" focussize="0,0"/>
                           <v:stroke on="f"/>
-                          <v:imagedata r:id="rId9" cropleft="5154f" croptop="7731f" cropright="3488f" cropbottom="12500f" grayscale="t" bilevel="t" o:title=""/>
+                          <v:imagedata r:id="rId8" cropleft="12226f" croptop="21838f" cropright="12384f" cropbottom="17497f" chromakey="#FFFFFF" o:title=""/>
                           <o:lock v:ext="edit" aspectratio="t"/>
                         </v:shape>
-                        <v:shape id="图片 29" o:spid="_x0000_s1026" o:spt="75" alt="IMG_256" type="#_x0000_t75" style="position:absolute;left:21000;top:42023;height:570;width:975;" filled="f" o:preferrelative="t" stroked="f" coordsize="21600,21600" o:gfxdata="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">
+                        <v:shape id="图片 25" o:spid="_x0000_s1026" o:spt="75" type="#_x0000_t75" style="position:absolute;left:22066;top:18950;height:2273;width:2273;" filled="f" o:preferrelative="t" stroked="f" coordsize="21600,21600" o:gfxdata="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">
                           <v:fill on="f" focussize="0,0"/>
                           <v:stroke on="f"/>
-                          <v:imagedata r:id="rId10" chromakey="#FFFFFF" o:title=""/>
+                          <v:imagedata r:id="rId9" o:title=""/>
                           <o:lock v:ext="edit" aspectratio="t"/>
                         </v:shape>
                       </v:group>
+                      <v:shape id="图片 4" o:spid="_x0000_s1026" o:spt="75" alt="王建丽" type="#_x0000_t75" style="position:absolute;left:23233;top:19467;height:713;width:1258;" filled="f" o:preferrelative="t" stroked="f" coordsize="21600,21600" o:gfxdata="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">
+                        <v:fill on="f" focussize="0,0"/>
+                        <v:stroke on="f"/>
+                        <v:imagedata r:id="rId10" chromakey="#FFFFFF" o:title=""/>
+                        <o:lock v:ext="edit" aspectratio="t"/>
+                      </v:shape>
                     </v:group>
                   </w:pict>
                 </mc:Fallback>
               </mc:AlternateContent>
             </w:r>
+            <w:bookmarkEnd w:id="33"/>
           </w:p>
         </w:tc>
         <w:tc>
           <w:tcPr>
-            <w:tcW w:w="711" w:type="pct"/>
+            <w:tcW w:w="1018" w:type="dxa"/>
             <w:vAlign w:val="center"/>
           </w:tcPr>
           <w:p>
             <w:pPr>
               <w:pStyle w:val="10"/>
-              <w:adjustRightInd w:val="0"/>
-              <w:snapToGrid w:val="0"/>
-              <w:spacing w:after="0" w:line="240" w:lineRule="auto"/>
-              <w:ind w:left="13" w:right="95" w:firstLine="482"/>
+              <w:spacing w:before="13"/>
               <w:jc w:val="both"/>
               <w:rPr>
-                <w:rFonts w:ascii="Times New Roman" w:hAnsi="Times New Roman" w:eastAsia="微软雅黑" w:cs="微软雅黑"/>
+                <w:rFonts w:ascii="Times New Roman" w:hAnsi="Times New Roman" w:cs="Times New Roman"/>
                 <w:b/>
-                <w:sz w:val="28"/>
-                <w:szCs w:val="28"/>
+                <w:sz w:val="24"/>
+                <w:szCs w:val="24"/>
               </w:rPr>
             </w:pPr>
+            <w:r>
+              <w:rPr>
+                <w:rFonts w:ascii="Times New Roman" w:hAnsi="Times New Roman" w:cs="Times New Roman"/>
+                <w:b/>
+                <w:sz w:val="24"/>
+                <w:szCs w:val="24"/>
+              </w:rPr>
+              <w:t>复核人</w:t>
+            </w:r>
+            <w:r>
+              <w:rPr>
+                <w:rFonts w:ascii="Times New Roman" w:hAnsi="Times New Roman" w:cs="Times New Roman"/>
+                <w:b/>
+                <w:sz w:val="24"/>
+                <w:szCs w:val="24"/>
+                <w:lang w:eastAsia="zh-CN"/>
+              </w:rPr>
+              <w:t>：</w:t>
+            </w:r>
           </w:p>
         </w:tc>
         <w:tc>
           <w:tcPr>
-            <w:tcW w:w="711" w:type="pct"/>
+            <w:tcW w:w="3233" w:type="dxa"/>
             <w:vAlign w:val="center"/>
           </w:tcPr>
           <w:p>
             <w:pPr>
               <w:pStyle w:val="10"/>
-              <w:adjustRightInd w:val="0"/>
-              <w:snapToGrid w:val="0"/>
-              <w:spacing w:after="0" w:line="240" w:lineRule="auto"/>
-              <w:ind w:left="13" w:right="95"/>
+              <w:spacing w:before="13"/>
+              <w:ind w:right="15"/>
               <w:jc w:val="both"/>
               <w:rPr>
-                <w:rFonts w:ascii="Times New Roman" w:hAnsi="Times New Roman" w:eastAsia="微软雅黑" w:cs="微软雅黑"/>
+                <w:rFonts w:hint="default" w:ascii="Times New Roman" w:hAnsi="Times New Roman" w:eastAsia="宋体" w:cs="Times New Roman"/>
                 <w:b/>
-                <w:sz w:val="28"/>
-                <w:szCs w:val="28"/>
+                <w:sz w:val="24"/>
+                <w:szCs w:val="24"/>
+                <w:lang w:val="en-US" w:eastAsia="zh-CN"/>
               </w:rPr>
             </w:pPr>
             <w:r>
               <w:rPr>
-                <w:rFonts w:ascii="Times New Roman" w:hAnsi="Times New Roman" w:eastAsia="微软雅黑" w:cs="微软雅黑"/>
-                <w:b/>
-                <w:sz w:val="28"/>
-                <w:szCs w:val="28"/>
-              </w:rPr>
-              <w:t>复核人</w:t>
-            </w:r>
-            <w:r>
-              <w:rPr>
-                <w:rFonts w:hint="eastAsia" w:ascii="Times New Roman" w:hAnsi="Times New Roman" w:eastAsia="微软雅黑" w:cs="微软雅黑"/>
-                <w:b/>
-                <w:sz w:val="28"/>
-                <w:szCs w:val="28"/>
-                <w:lang w:eastAsia="zh-CN"/>
-              </w:rPr>
-              <w:t>：</w:t>
+                <w:rFonts w:hint="eastAsia" w:ascii="Times New Roman" w:hAnsi="Times New Roman" w:cs="Times New Roman"/>
+                <w:b w:val="0"/>
+                <w:bCs/>
+                <w:sz w:val="24"/>
+                <w:szCs w:val="24"/>
+                <w:lang w:val="en-US" w:eastAsia="zh-CN"/>
+              </w:rPr>
+              <w:t>临检所复核人，</w:t>
             </w:r>
           </w:p>
         </w:tc>
+      </w:tr>
+      <w:tr>
+        <w:tblPrEx>
+          <w:tblCellMar>
+            <w:top w:w="0" w:type="dxa"/>
+            <w:left w:w="0" w:type="dxa"/>
+            <w:bottom w:w="0" w:type="dxa"/>
+            <w:right w:w="0" w:type="dxa"/>
+          </w:tblCellMar>
+        </w:tblPrEx>
+        <w:trPr>
+          <w:trHeight w:val="457" w:hRule="exact"/>
+          <w:jc w:val="right"/>
+        </w:trPr>
         <w:tc>
           <w:tcPr>
-            <w:tcW w:w="887" w:type="pct"/>
+            <w:tcW w:w="1068" w:type="dxa"/>
             <w:vAlign w:val="center"/>
           </w:tcPr>
           <w:p>
             <w:pPr>
               <w:pStyle w:val="10"/>
-              <w:adjustRightInd w:val="0"/>
-              <w:snapToGrid w:val="0"/>
-              <w:spacing w:after="0" w:line="240" w:lineRule="auto"/>
-              <w:ind w:firstLine="562"/>
+              <w:spacing w:line="341" w:lineRule="exact"/>
+              <w:ind w:left="13" w:right="165"/>
               <w:jc w:val="both"/>
               <w:rPr>
-                <w:rFonts w:ascii="Times New Roman" w:hAnsi="Times New Roman" w:eastAsia="微软雅黑" w:cs="微软雅黑"/>
+                <w:rFonts w:ascii="Times New Roman" w:hAnsi="Times New Roman" w:cs="Times New Roman"/>
                 <w:b/>
-                <w:sz w:val="28"/>
-                <w:szCs w:val="28"/>
+                <w:sz w:val="24"/>
+                <w:szCs w:val="24"/>
               </w:rPr>
             </w:pPr>
+            <w:r>
+              <w:rPr>
+                <w:rFonts w:ascii="Times New Roman" w:hAnsi="Times New Roman" w:cs="Times New Roman"/>
+                <w:b/>
+                <w:sz w:val="24"/>
+                <w:szCs w:val="24"/>
+              </w:rPr>
+              <w:t>日</w:t>
+            </w:r>
+            <w:r>
+              <w:rPr>
+                <w:rFonts w:ascii="Times New Roman" w:hAnsi="Times New Roman" w:cs="Times New Roman"/>
+                <w:b/>
+                <w:sz w:val="24"/>
+                <w:szCs w:val="24"/>
+                <w:lang w:eastAsia="zh-CN"/>
+              </w:rPr>
+              <w:t xml:space="preserve">  </w:t>
+            </w:r>
+            <w:r>
+              <w:rPr>
+                <w:rFonts w:ascii="Times New Roman" w:hAnsi="Times New Roman" w:cs="Times New Roman"/>
+                <w:b/>
+                <w:sz w:val="24"/>
+                <w:szCs w:val="24"/>
+              </w:rPr>
+              <w:t>期：</w:t>
+            </w:r>
           </w:p>
         </w:tc>
         <w:tc>
           <w:tcPr>
-            <w:tcW w:w="723" w:type="pct"/>
+            <w:tcW w:w="2772" w:type="dxa"/>
+            <w:gridSpan w:val="2"/>
             <w:vAlign w:val="center"/>
           </w:tcPr>
           <w:p>
             <w:pPr>
               <w:pStyle w:val="10"/>
-              <w:adjustRightInd w:val="0"/>
-              <w:snapToGrid w:val="0"/>
-              <w:spacing w:after="0" w:line="240" w:lineRule="auto"/>
+              <w:spacing w:line="363" w:lineRule="exact"/>
               <w:jc w:val="both"/>
               <w:rPr>
-                <w:rFonts w:ascii="Times New Roman" w:hAnsi="Times New Roman" w:eastAsia="微软雅黑" w:cs="微软雅黑"/>
-                <w:b/>
-                <w:sz w:val="28"/>
-                <w:szCs w:val="28"/>
+                <w:rFonts w:ascii="Times New Roman" w:hAnsi="Times New Roman" w:cs="Times New Roman"/>
+                <w:sz w:val="24"/>
+                <w:szCs w:val="24"/>
+              </w:rPr>
+            </w:pPr>
+            <w:r>
+              <w:rPr>
+                <w:rFonts w:ascii="Times New Roman" w:hAnsi="Times New Roman" w:cs="Times New Roman"/>
+                <w:kern w:val="2"/>
+                <w:sz w:val="24"/>
+                <w:szCs w:val="24"/>
                 <w:lang w:eastAsia="zh-CN"/>
               </w:rPr>
-            </w:pPr>
-            <w:r>
-              <w:rPr>
-                <w:rFonts w:hint="eastAsia" w:ascii="Times New Roman" w:hAnsi="Times New Roman" w:eastAsia="微软雅黑" w:cs="微软雅黑"/>
-                <w:b/>
-                <w:sz w:val="28"/>
-                <w:szCs w:val="28"/>
-                <w:lang w:eastAsia="zh-CN"/>
-              </w:rPr>
-              <w:t>报告日期：</w:t>
+              <w:t>{{ reportdate }}</w:t>
             </w:r>
           </w:p>
         </w:tc>
         <w:tc>
           <w:tcPr>
-            <w:tcW w:w="1254" w:type="pct"/>
+            <w:tcW w:w="1018" w:type="dxa"/>
             <w:vAlign w:val="center"/>
           </w:tcPr>
           <w:p>
             <w:pPr>
               <w:pStyle w:val="10"/>
-              <w:keepNext w:val="0"/>
-              <w:keepLines w:val="0"/>
-              <w:pageBreakBefore w:val="0"/>
-              <w:widowControl w:val="0"/>
-              <w:kinsoku/>
-              <w:wordWrap/>
-              <w:overflowPunct/>
-              <w:topLinePunct w:val="0"/>
-              <w:autoSpaceDE/>
-              <w:autoSpaceDN/>
-              <w:bidi w:val="0"/>
-              <w:adjustRightInd w:val="0"/>
-              <w:snapToGrid w:val="0"/>
-              <w:spacing w:after="0" w:line="240" w:lineRule="auto"/>
-              <w:ind w:right="17" w:firstLine="280" w:firstLineChars="100"/>
+              <w:spacing w:line="341" w:lineRule="exact"/>
               <w:jc w:val="both"/>
-              <w:textAlignment w:val="auto"/>
-              <w:rPr>
-                <w:rFonts w:hint="eastAsia" w:ascii="Times New Roman" w:hAnsi="Times New Roman" w:eastAsia="微软雅黑" w:cs="微软雅黑"/>
+              <w:rPr>
+                <w:rFonts w:ascii="Times New Roman" w:hAnsi="Times New Roman" w:cs="Times New Roman"/>
                 <w:b/>
-                <w:sz w:val="28"/>
-                <w:szCs w:val="28"/>
+                <w:sz w:val="24"/>
+                <w:szCs w:val="24"/>
+              </w:rPr>
+            </w:pPr>
+            <w:r>
+              <w:rPr>
+                <w:rFonts w:ascii="Times New Roman" w:hAnsi="Times New Roman" w:cs="Times New Roman"/>
+                <w:b/>
+                <w:sz w:val="24"/>
+                <w:szCs w:val="24"/>
+              </w:rPr>
+              <w:t>日</w:t>
+            </w:r>
+            <w:r>
+              <w:rPr>
+                <w:rFonts w:ascii="Times New Roman" w:hAnsi="Times New Roman" w:cs="Times New Roman"/>
+                <w:b/>
+                <w:sz w:val="24"/>
+                <w:szCs w:val="24"/>
                 <w:lang w:eastAsia="zh-CN"/>
               </w:rPr>
+              <w:t xml:space="preserve">  </w:t>
+            </w:r>
+            <w:r>
+              <w:rPr>
+                <w:rFonts w:ascii="Times New Roman" w:hAnsi="Times New Roman" w:cs="Times New Roman"/>
+                <w:b/>
+                <w:sz w:val="24"/>
+                <w:szCs w:val="24"/>
+              </w:rPr>
+              <w:t>期：</w:t>
+            </w:r>
+          </w:p>
+        </w:tc>
+        <w:tc>
+          <w:tcPr>
+            <w:tcW w:w="3233" w:type="dxa"/>
+            <w:vAlign w:val="center"/>
+          </w:tcPr>
+          <w:p>
+            <w:pPr>
+              <w:pStyle w:val="10"/>
+              <w:spacing w:line="363" w:lineRule="exact"/>
+              <w:ind w:right="15"/>
+              <w:jc w:val="both"/>
+              <w:rPr>
+                <w:rFonts w:ascii="Times New Roman" w:hAnsi="Times New Roman" w:cs="Times New Roman"/>
+                <w:sz w:val="24"/>
+                <w:szCs w:val="24"/>
+              </w:rPr>
             </w:pPr>
             <w:r>
               <w:rPr>
-                <w:rFonts w:hint="eastAsia" w:ascii="Times New Roman" w:hAnsi="Times New Roman" w:eastAsia="微软雅黑" w:cs="微软雅黑"/>
-                <w:b/>
-                <w:sz w:val="28"/>
-                <w:szCs w:val="28"/>
+                <w:rFonts w:ascii="Times New Roman" w:hAnsi="Times New Roman" w:cs="Times New Roman"/>
+                <w:kern w:val="2"/>
+                <w:sz w:val="24"/>
+                <w:szCs w:val="24"/>
                 <w:lang w:eastAsia="zh-CN"/>
               </w:rPr>
-              <w:t>{{reportdate}}</w:t>
+              <w:t>{{ reportdate }}</w:t>
             </w:r>
           </w:p>
         </w:tc>
       </w:tr>
     </w:tbl>
+    <w:p>
+      <w:pPr>
+        <w:rPr>
+          <w:rFonts w:ascii="Times New Roman" w:hAnsi="Times New Roman" w:eastAsia="微软雅黑" w:cs="Times New Roman"/>
+          <w:sz w:val="24"/>
+          <w:szCs w:val="24"/>
+          <w:lang w:eastAsia="zh-CN"/>
+        </w:rPr>
+      </w:pPr>
+      <w:r>
+        <w:rPr>
+          <w:rFonts w:hint="eastAsia" w:ascii="Times New Roman" w:hAnsi="Times New Roman" w:eastAsia="微软雅黑" w:cs="Times New Roman"/>
+          <w:sz w:val="24"/>
+          <w:szCs w:val="24"/>
+          <w:lang w:eastAsia="zh-CN"/>
+        </w:rPr>
+        <w:t xml:space="preserve">{% endif %}{% if testedby == </w:t>
+      </w:r>
+      <w:r>
+        <w:rPr>
+          <w:rFonts w:ascii="Times New Roman" w:hAnsi="Times New Roman" w:eastAsia="微软雅黑" w:cs="Times New Roman"/>
+          <w:sz w:val="24"/>
+          <w:szCs w:val="24"/>
+          <w:lang w:eastAsia="zh-CN"/>
+        </w:rPr>
+        <w:t>“</w:t>
+      </w:r>
+      <w:r>
+        <w:rPr>
+          <w:rFonts w:hint="eastAsia" w:ascii="Times New Roman" w:hAnsi="Times New Roman" w:eastAsia="微软雅黑" w:cs="Times New Roman"/>
+          <w:sz w:val="24"/>
+          <w:szCs w:val="24"/>
+          <w:lang w:eastAsia="zh-CN"/>
+        </w:rPr>
+        <w:t>2</w:t>
+      </w:r>
+      <w:r>
+        <w:rPr>
+          <w:rFonts w:ascii="Times New Roman" w:hAnsi="Times New Roman" w:eastAsia="微软雅黑" w:cs="Times New Roman"/>
+          <w:sz w:val="24"/>
+          <w:szCs w:val="24"/>
+          <w:lang w:eastAsia="zh-CN"/>
+        </w:rPr>
+        <w:t>”</w:t>
+      </w:r>
+      <w:r>
+        <w:rPr>
+          <w:rFonts w:hint="eastAsia" w:ascii="Times New Roman" w:hAnsi="Times New Roman" w:eastAsia="微软雅黑" w:cs="Times New Roman"/>
+          <w:sz w:val="24"/>
+          <w:szCs w:val="24"/>
+          <w:lang w:eastAsia="zh-CN"/>
+        </w:rPr>
+        <w:t xml:space="preserve"> %}</w:t>
+      </w:r>
+    </w:p>
+    <w:p>
+      <w:pPr>
+        <w:rPr>
+          <w:rFonts w:hint="default"/>
+          <w:sz w:val="24"/>
+          <w:lang w:val="en-US" w:eastAsia="zh-CN"/>
+        </w:rPr>
+      </w:pPr>
+    </w:p>
+    <w:p>
+      <w:pPr>
+        <w:rPr>
+          <w:rFonts w:hint="default"/>
+          <w:sz w:val="24"/>
+          <w:lang w:val="en-US" w:eastAsia="zh-CN"/>
+        </w:rPr>
+      </w:pPr>
+    </w:p>
+    <w:tbl>
+      <w:tblPr>
+        <w:tblStyle w:val="11"/>
+        <w:tblW w:w="8091" w:type="dxa"/>
+        <w:jc w:val="right"/>
+        <w:tblLayout w:type="fixed"/>
+        <w:tblCellMar>
+          <w:top w:w="0" w:type="dxa"/>
+          <w:left w:w="0" w:type="dxa"/>
+          <w:bottom w:w="0" w:type="dxa"/>
+          <w:right w:w="0" w:type="dxa"/>
+        </w:tblCellMar>
+      </w:tblPr>
+      <w:tblGrid>
+        <w:gridCol w:w="1068"/>
+        <w:gridCol w:w="1386"/>
+        <w:gridCol w:w="1386"/>
+        <w:gridCol w:w="1018"/>
+        <w:gridCol w:w="3233"/>
+      </w:tblGrid>
+      <w:tr>
+        <w:tblPrEx>
+          <w:tblCellMar>
+            <w:top w:w="0" w:type="dxa"/>
+            <w:left w:w="0" w:type="dxa"/>
+            <w:bottom w:w="0" w:type="dxa"/>
+            <w:right w:w="0" w:type="dxa"/>
+          </w:tblCellMar>
+        </w:tblPrEx>
+        <w:trPr>
+          <w:trHeight w:val="441" w:hRule="exact"/>
+          <w:jc w:val="right"/>
+        </w:trPr>
+        <w:tc>
+          <w:tcPr>
+            <w:tcW w:w="1068" w:type="dxa"/>
+            <w:vAlign w:val="center"/>
+          </w:tcPr>
+          <w:p>
+            <w:pPr>
+              <w:pStyle w:val="10"/>
+              <w:spacing w:before="13"/>
+              <w:ind w:left="13" w:right="95"/>
+              <w:jc w:val="both"/>
+              <w:rPr>
+                <w:rFonts w:ascii="Times New Roman" w:hAnsi="Times New Roman" w:cs="Times New Roman"/>
+                <w:b/>
+                <w:sz w:val="24"/>
+                <w:szCs w:val="24"/>
+              </w:rPr>
+            </w:pPr>
+            <w:r>
+              <w:rPr>
+                <w:rFonts w:ascii="Times New Roman" w:hAnsi="Times New Roman" w:cs="Times New Roman"/>
+                <w:b/>
+                <w:sz w:val="24"/>
+                <w:szCs w:val="24"/>
+              </w:rPr>
+              <w:t>检测人：</w:t>
+            </w:r>
+          </w:p>
+        </w:tc>
+        <w:tc>
+          <w:tcPr>
+            <w:tcW w:w="1386" w:type="dxa"/>
+            <w:vAlign w:val="center"/>
+          </w:tcPr>
+          <w:p>
+            <w:pPr>
+              <w:pStyle w:val="10"/>
+              <w:spacing w:before="13"/>
+              <w:jc w:val="both"/>
+              <w:rPr>
+                <w:rFonts w:ascii="Times New Roman" w:hAnsi="Times New Roman" w:cs="Times New Roman"/>
+                <w:b/>
+                <w:sz w:val="24"/>
+                <w:szCs w:val="24"/>
+              </w:rPr>
+            </w:pPr>
+            <w:r>
+              <w:rPr>
+                <w:rFonts w:hint="eastAsia" w:ascii="Times New Roman" w:hAnsi="Times New Roman" w:cs="Times New Roman"/>
+                <w:b w:val="0"/>
+                <w:bCs/>
+                <w:sz w:val="24"/>
+                <w:szCs w:val="24"/>
+                <w:lang w:val="en-US" w:eastAsia="zh-CN"/>
+              </w:rPr>
+              <w:t>临检检测人，</w:t>
+            </w:r>
+          </w:p>
+        </w:tc>
+        <w:tc>
+          <w:tcPr>
+            <w:tcW w:w="1386" w:type="dxa"/>
+            <w:vAlign w:val="center"/>
+          </w:tcPr>
+          <w:p>
+            <w:pPr>
+              <w:pStyle w:val="10"/>
+              <w:spacing w:before="13"/>
+              <w:jc w:val="both"/>
+              <w:rPr>
+                <w:rFonts w:hint="eastAsia" w:ascii="Times New Roman" w:hAnsi="Times New Roman" w:cs="Times New Roman"/>
+                <w:b w:val="0"/>
+                <w:bCs/>
+                <w:sz w:val="24"/>
+                <w:szCs w:val="24"/>
+                <w:lang w:val="en-US" w:eastAsia="zh-CN"/>
+              </w:rPr>
+            </w:pPr>
+            <w:r>
+              <w:rPr>
+                <w:sz w:val="22"/>
+              </w:rPr>
+              <mc:AlternateContent>
+                <mc:Choice Requires="wpg">
+                  <w:drawing>
+                    <wp:anchor distT="0" distB="0" distL="114300" distR="114300" simplePos="0" relativeHeight="251672576" behindDoc="0" locked="0" layoutInCell="1" allowOverlap="1">
+                      <wp:simplePos x="0" y="0"/>
+                      <wp:positionH relativeFrom="column">
+                        <wp:posOffset>-95885</wp:posOffset>
+                      </wp:positionH>
+                      <wp:positionV relativeFrom="paragraph">
+                        <wp:posOffset>-453390</wp:posOffset>
+                      </wp:positionV>
+                      <wp:extent cx="3468370" cy="1443355"/>
+                      <wp:effectExtent l="0" t="0" r="0" b="4445"/>
+                      <wp:wrapNone/>
+                      <wp:docPr id="29" name="组合 29"/>
+                      <wp:cNvGraphicFramePr/>
+                      <a:graphic xmlns:a="http://schemas.openxmlformats.org/drawingml/2006/main">
+                        <a:graphicData uri="http://schemas.microsoft.com/office/word/2010/wordprocessingGroup">
+                          <wpg:wgp>
+                            <wpg:cNvGrpSpPr/>
+                            <wpg:grpSpPr>
+                              <a:xfrm>
+                                <a:off x="0" y="0"/>
+                                <a:ext cx="3468370" cy="1443355"/>
+                                <a:chOff x="19283" y="20786"/>
+                                <a:chExt cx="5462" cy="2273"/>
+                              </a:xfrm>
+                            </wpg:grpSpPr>
+                            <wpg:grpSp>
+                              <wpg:cNvPr id="30" name="组合 23"/>
+                              <wpg:cNvGrpSpPr/>
+                              <wpg:grpSpPr>
+                                <a:xfrm>
+                                  <a:off x="19283" y="20786"/>
+                                  <a:ext cx="5212" cy="2273"/>
+                                  <a:chOff x="19283" y="20786"/>
+                                  <a:chExt cx="5212" cy="2273"/>
+                                </a:xfrm>
+                              </wpg:grpSpPr>
+                              <pic:pic xmlns:pic="http://schemas.openxmlformats.org/drawingml/2006/picture">
+                                <pic:nvPicPr>
+                                  <pic:cNvPr id="13" name="图片 1"/>
+                                  <pic:cNvPicPr>
+                                    <a:picLocks noChangeAspect="1"/>
+                                  </pic:cNvPicPr>
+                                </pic:nvPicPr>
+                                <pic:blipFill>
+                                  <a:blip r:embed="rId11">
+                                    <a:clrChange>
+                                      <a:clrFrom>
+                                        <a:srgbClr val="FFFFFF">
+                                          <a:alpha val="100000"/>
+                                        </a:srgbClr>
+                                      </a:clrFrom>
+                                      <a:clrTo>
+                                        <a:srgbClr val="FFFFFF">
+                                          <a:alpha val="100000"/>
+                                          <a:alpha val="0"/>
+                                        </a:srgbClr>
+                                      </a:clrTo>
+                                    </a:clrChange>
+                                  </a:blip>
+                                  <a:srcRect l="10922" t="11667"/>
+                                  <a:stretch>
+                                    <a:fillRect/>
+                                  </a:stretch>
+                                </pic:blipFill>
+                                <pic:spPr>
+                                  <a:xfrm>
+                                    <a:off x="19283" y="21275"/>
+                                    <a:ext cx="1672" cy="901"/>
+                                  </a:xfrm>
+                                  <a:prstGeom prst="rect">
+                                    <a:avLst/>
+                                  </a:prstGeom>
+                                  <a:noFill/>
+                                  <a:ln>
+                                    <a:noFill/>
+                                  </a:ln>
+                                </pic:spPr>
+                              </pic:pic>
+                              <pic:pic xmlns:pic="http://schemas.openxmlformats.org/drawingml/2006/picture">
+                                <pic:nvPicPr>
+                                  <pic:cNvPr id="18" name="图片 25"/>
+                                  <pic:cNvPicPr>
+                                    <a:picLocks noChangeAspect="1" noChangeArrowheads="1"/>
+                                  </pic:cNvPicPr>
+                                </pic:nvPicPr>
+                                <pic:blipFill>
+                                  <a:blip r:embed="rId9">
+                                    <a:extLst>
+                                      <a:ext uri="{28A0092B-C50C-407E-A947-70E740481C1C}">
+                                        <a14:useLocalDpi xmlns:a14="http://schemas.microsoft.com/office/drawing/2010/main" val="0"/>
+                                      </a:ext>
+                                    </a:extLst>
+                                  </a:blip>
+                                  <a:srcRect/>
+                                  <a:stretch>
+                                    <a:fillRect/>
+                                  </a:stretch>
+                                </pic:blipFill>
+                                <pic:spPr>
+                                  <a:xfrm>
+                                    <a:off x="22222" y="20786"/>
+                                    <a:ext cx="2273" cy="2273"/>
+                                  </a:xfrm>
+                                  <a:prstGeom prst="rect">
+                                    <a:avLst/>
+                                  </a:prstGeom>
+                                  <a:noFill/>
+                                  <a:ln>
+                                    <a:noFill/>
+                                  </a:ln>
+                                </pic:spPr>
+                              </pic:pic>
+                            </wpg:grpSp>
+                            <pic:pic xmlns:pic="http://schemas.openxmlformats.org/drawingml/2006/picture">
+                              <pic:nvPicPr>
+                                <pic:cNvPr id="19" name="图片 11" descr="王建丽"/>
+                                <pic:cNvPicPr>
+                                  <a:picLocks noChangeAspect="1"/>
+                                </pic:cNvPicPr>
+                              </pic:nvPicPr>
+                              <pic:blipFill>
+                                <a:blip r:embed="rId10">
+                                  <a:clrChange>
+                                    <a:clrFrom>
+                                      <a:srgbClr val="FFFFFF">
+                                        <a:alpha val="100000"/>
+                                      </a:srgbClr>
+                                    </a:clrFrom>
+                                    <a:clrTo>
+                                      <a:srgbClr val="FFFFFF">
+                                        <a:alpha val="100000"/>
+                                        <a:alpha val="0"/>
+                                      </a:srgbClr>
+                                    </a:clrTo>
+                                  </a:clrChange>
+                                </a:blip>
+                                <a:stretch>
+                                  <a:fillRect/>
+                                </a:stretch>
+                              </pic:blipFill>
+                              <pic:spPr>
+                                <a:xfrm>
+                                  <a:off x="23257" y="21239"/>
+                                  <a:ext cx="1488" cy="842"/>
+                                </a:xfrm>
+                                <a:prstGeom prst="rect">
+                                  <a:avLst/>
+                                </a:prstGeom>
+                              </pic:spPr>
+                            </pic:pic>
+                          </wpg:wgp>
+                        </a:graphicData>
+                      </a:graphic>
+                    </wp:anchor>
+                  </w:drawing>
+                </mc:Choice>
+                <mc:Fallback>
+                  <w:pict>
+                    <v:group id="_x0000_s1026" o:spid="_x0000_s1026" o:spt="203" style="position:absolute;left:0pt;margin-left:-7.55pt;margin-top:-35.7pt;height:113.65pt;width:273.1pt;z-index:251672576;mso-width-relative:page;mso-height-relative:page;" coordorigin="19283,20786" coordsize="5462,2273" o:gfxdata="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">
+                      <o:lock v:ext="edit" aspectratio="f"/>
+                      <v:group id="组合 23" o:spid="_x0000_s1026" o:spt="203" style="position:absolute;left:19283;top:20786;height:2273;width:5212;" coordorigin="19283,20786" coordsize="5212,2273" o:gfxdata="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">
+                        <o:lock v:ext="edit" aspectratio="f"/>
+                        <v:shape id="图片 1" o:spid="_x0000_s1026" o:spt="75" type="#_x0000_t75" style="position:absolute;left:19283;top:21275;height:901;width:1672;" filled="f" o:preferrelative="t" stroked="f" coordsize="21600,21600" o:gfxdata="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">
+                          <v:fill on="f" focussize="0,0"/>
+                          <v:stroke on="f"/>
+                          <v:imagedata r:id="rId11" cropleft="7158f" croptop="7646f" chromakey="#FFFFFF" o:title=""/>
+                          <o:lock v:ext="edit" aspectratio="t"/>
+                        </v:shape>
+                        <v:shape id="图片 25" o:spid="_x0000_s1026" o:spt="75" type="#_x0000_t75" style="position:absolute;left:22222;top:20786;height:2273;width:2273;" filled="f" o:preferrelative="t" stroked="f" coordsize="21600,21600" o:gfxdata="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">
+                          <v:fill on="f" focussize="0,0"/>
+                          <v:stroke on="f"/>
+                          <v:imagedata r:id="rId9" o:title=""/>
+                          <o:lock v:ext="edit" aspectratio="t"/>
+                        </v:shape>
+                      </v:group>
+                      <v:shape id="图片 11" o:spid="_x0000_s1026" o:spt="75" alt="王建丽" type="#_x0000_t75" style="position:absolute;left:23257;top:21239;height:842;width:1488;" filled="f" o:preferrelative="t" stroked="f" coordsize="21600,21600" o:gfxdata="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">
+                        <v:fill on="f" focussize="0,0"/>
+                        <v:stroke on="f"/>
+                        <v:imagedata r:id="rId10" chromakey="#FFFFFF" o:title=""/>
+                        <o:lock v:ext="edit" aspectratio="t"/>
+                      </v:shape>
+                    </v:group>
+                  </w:pict>
+                </mc:Fallback>
+              </mc:AlternateContent>
+            </w:r>
+          </w:p>
+        </w:tc>
+        <w:tc>
+          <w:tcPr>
+            <w:tcW w:w="1018" w:type="dxa"/>
+            <w:vAlign w:val="center"/>
+          </w:tcPr>
+          <w:p>
+            <w:pPr>
+              <w:pStyle w:val="10"/>
+              <w:spacing w:before="13"/>
+              <w:jc w:val="both"/>
+              <w:rPr>
+                <w:rFonts w:ascii="Times New Roman" w:hAnsi="Times New Roman" w:cs="Times New Roman"/>
+                <w:b/>
+                <w:sz w:val="24"/>
+                <w:szCs w:val="24"/>
+              </w:rPr>
+            </w:pPr>
+            <w:r>
+              <w:rPr>
+                <w:rFonts w:ascii="Times New Roman" w:hAnsi="Times New Roman" w:cs="Times New Roman"/>
+                <w:b/>
+                <w:sz w:val="24"/>
+                <w:szCs w:val="24"/>
+              </w:rPr>
+              <w:t>复核人</w:t>
+            </w:r>
+            <w:r>
+              <w:rPr>
+                <w:rFonts w:ascii="Times New Roman" w:hAnsi="Times New Roman" w:cs="Times New Roman"/>
+                <w:b/>
+                <w:sz w:val="24"/>
+                <w:szCs w:val="24"/>
+                <w:lang w:eastAsia="zh-CN"/>
+              </w:rPr>
+              <w:t>：</w:t>
+            </w:r>
+          </w:p>
+        </w:tc>
+        <w:tc>
+          <w:tcPr>
+            <w:tcW w:w="3233" w:type="dxa"/>
+            <w:vAlign w:val="center"/>
+          </w:tcPr>
+          <w:p>
+            <w:pPr>
+              <w:pStyle w:val="10"/>
+              <w:spacing w:before="13"/>
+              <w:ind w:right="15"/>
+              <w:jc w:val="both"/>
+              <w:rPr>
+                <w:rFonts w:hint="default" w:ascii="Times New Roman" w:hAnsi="Times New Roman" w:eastAsia="宋体" w:cs="Times New Roman"/>
+                <w:b/>
+                <w:sz w:val="24"/>
+                <w:szCs w:val="24"/>
+                <w:lang w:val="en-US" w:eastAsia="zh-CN"/>
+              </w:rPr>
+            </w:pPr>
+            <w:r>
+              <w:rPr>
+                <w:rFonts w:hint="eastAsia" w:ascii="Times New Roman" w:hAnsi="Times New Roman" w:cs="Times New Roman"/>
+                <w:b w:val="0"/>
+                <w:bCs/>
+                <w:sz w:val="24"/>
+                <w:szCs w:val="24"/>
+                <w:lang w:val="en-US" w:eastAsia="zh-CN"/>
+              </w:rPr>
+              <w:t>临检所复核人，</w:t>
+            </w:r>
+          </w:p>
+        </w:tc>
+      </w:tr>
+      <w:tr>
+        <w:tblPrEx>
+          <w:tblCellMar>
+            <w:top w:w="0" w:type="dxa"/>
+            <w:left w:w="0" w:type="dxa"/>
+            <w:bottom w:w="0" w:type="dxa"/>
+            <w:right w:w="0" w:type="dxa"/>
+          </w:tblCellMar>
+        </w:tblPrEx>
+        <w:trPr>
+          <w:trHeight w:val="457" w:hRule="exact"/>
+          <w:jc w:val="right"/>
+        </w:trPr>
+        <w:tc>
+          <w:tcPr>
+            <w:tcW w:w="1068" w:type="dxa"/>
+            <w:vAlign w:val="center"/>
+          </w:tcPr>
+          <w:p>
+            <w:pPr>
+              <w:pStyle w:val="10"/>
+              <w:spacing w:line="341" w:lineRule="exact"/>
+              <w:ind w:left="13" w:right="165"/>
+              <w:jc w:val="both"/>
+              <w:rPr>
+                <w:rFonts w:ascii="Times New Roman" w:hAnsi="Times New Roman" w:cs="Times New Roman"/>
+                <w:b/>
+                <w:sz w:val="24"/>
+                <w:szCs w:val="24"/>
+              </w:rPr>
+            </w:pPr>
+            <w:r>
+              <w:rPr>
+                <w:rFonts w:ascii="Times New Roman" w:hAnsi="Times New Roman" w:cs="Times New Roman"/>
+                <w:b/>
+                <w:sz w:val="24"/>
+                <w:szCs w:val="24"/>
+              </w:rPr>
+              <w:t>日</w:t>
+            </w:r>
+            <w:r>
+              <w:rPr>
+                <w:rFonts w:ascii="Times New Roman" w:hAnsi="Times New Roman" w:cs="Times New Roman"/>
+                <w:b/>
+                <w:sz w:val="24"/>
+                <w:szCs w:val="24"/>
+                <w:lang w:eastAsia="zh-CN"/>
+              </w:rPr>
+              <w:t xml:space="preserve">  </w:t>
+            </w:r>
+            <w:r>
+              <w:rPr>
+                <w:rFonts w:ascii="Times New Roman" w:hAnsi="Times New Roman" w:cs="Times New Roman"/>
+                <w:b/>
+                <w:sz w:val="24"/>
+                <w:szCs w:val="24"/>
+              </w:rPr>
+              <w:t>期：</w:t>
+            </w:r>
+          </w:p>
+        </w:tc>
+        <w:tc>
+          <w:tcPr>
+            <w:tcW w:w="2772" w:type="dxa"/>
+            <w:gridSpan w:val="2"/>
+            <w:vAlign w:val="center"/>
+          </w:tcPr>
+          <w:p>
+            <w:pPr>
+              <w:pStyle w:val="10"/>
+              <w:spacing w:line="363" w:lineRule="exact"/>
+              <w:jc w:val="both"/>
+              <w:rPr>
+                <w:rFonts w:ascii="Times New Roman" w:hAnsi="Times New Roman" w:cs="Times New Roman"/>
+                <w:sz w:val="24"/>
+                <w:szCs w:val="24"/>
+              </w:rPr>
+            </w:pPr>
+            <w:r>
+              <w:rPr>
+                <w:rFonts w:ascii="Times New Roman" w:hAnsi="Times New Roman" w:cs="Times New Roman"/>
+                <w:kern w:val="2"/>
+                <w:sz w:val="24"/>
+                <w:szCs w:val="24"/>
+                <w:lang w:eastAsia="zh-CN"/>
+              </w:rPr>
+              <w:t>{{ reportdate }}</w:t>
+            </w:r>
+          </w:p>
+        </w:tc>
+        <w:tc>
+          <w:tcPr>
+            <w:tcW w:w="1018" w:type="dxa"/>
+            <w:vAlign w:val="center"/>
+          </w:tcPr>
+          <w:p>
+            <w:pPr>
+              <w:pStyle w:val="10"/>
+              <w:spacing w:line="341" w:lineRule="exact"/>
+              <w:jc w:val="both"/>
+              <w:rPr>
+                <w:rFonts w:ascii="Times New Roman" w:hAnsi="Times New Roman" w:cs="Times New Roman"/>
+                <w:b/>
+                <w:sz w:val="24"/>
+                <w:szCs w:val="24"/>
+              </w:rPr>
+            </w:pPr>
+            <w:r>
+              <w:rPr>
+                <w:rFonts w:ascii="Times New Roman" w:hAnsi="Times New Roman" w:cs="Times New Roman"/>
+                <w:b/>
+                <w:sz w:val="24"/>
+                <w:szCs w:val="24"/>
+              </w:rPr>
+              <w:t>日</w:t>
+            </w:r>
+            <w:r>
+              <w:rPr>
+                <w:rFonts w:ascii="Times New Roman" w:hAnsi="Times New Roman" w:cs="Times New Roman"/>
+                <w:b/>
+                <w:sz w:val="24"/>
+                <w:szCs w:val="24"/>
+                <w:lang w:eastAsia="zh-CN"/>
+              </w:rPr>
+              <w:t xml:space="preserve">  </w:t>
+            </w:r>
+            <w:r>
+              <w:rPr>
+                <w:rFonts w:ascii="Times New Roman" w:hAnsi="Times New Roman" w:cs="Times New Roman"/>
+                <w:b/>
+                <w:sz w:val="24"/>
+                <w:szCs w:val="24"/>
+              </w:rPr>
+              <w:t>期：</w:t>
+            </w:r>
+          </w:p>
+        </w:tc>
+        <w:tc>
+          <w:tcPr>
+            <w:tcW w:w="3233" w:type="dxa"/>
+            <w:vAlign w:val="center"/>
+          </w:tcPr>
+          <w:p>
+            <w:pPr>
+              <w:pStyle w:val="10"/>
+              <w:spacing w:line="363" w:lineRule="exact"/>
+              <w:ind w:right="15"/>
+              <w:jc w:val="both"/>
+              <w:rPr>
+                <w:rFonts w:ascii="Times New Roman" w:hAnsi="Times New Roman" w:cs="Times New Roman"/>
+                <w:sz w:val="24"/>
+                <w:szCs w:val="24"/>
+              </w:rPr>
+            </w:pPr>
+            <w:r>
+              <w:rPr>
+                <w:rFonts w:ascii="Times New Roman" w:hAnsi="Times New Roman" w:cs="Times New Roman"/>
+                <w:kern w:val="2"/>
+                <w:sz w:val="24"/>
+                <w:szCs w:val="24"/>
+                <w:lang w:eastAsia="zh-CN"/>
+              </w:rPr>
+              <w:t>{{ reportdate }}</w:t>
+            </w:r>
+          </w:p>
+        </w:tc>
+      </w:tr>
+    </w:tbl>
+    <w:p>
+      <w:pPr>
+        <w:spacing w:line="400" w:lineRule="exact"/>
+        <w:rPr>
+          <w:rFonts w:hint="eastAsia" w:eastAsia="宋体"/>
+          <w:sz w:val="22"/>
+          <w:lang w:eastAsia="zh-CN"/>
+        </w:rPr>
+      </w:pPr>
+      <w:r>
+        <w:rPr>
+          <w:rFonts w:hint="eastAsia" w:ascii="Times New Roman" w:hAnsi="Times New Roman" w:eastAsia="微软雅黑" w:cs="Times New Roman"/>
+          <w:sz w:val="24"/>
+          <w:szCs w:val="24"/>
+          <w:lang w:eastAsia="zh-CN"/>
+        </w:rPr>
+        <w:t>{% endif %}</w:t>
+      </w:r>
+    </w:p>
     <w:p>
       <w:pPr>
         <w:rPr>
@@ -4906,14 +5833,14 @@
         </w:rPr>
       </w:pPr>
       <w:bookmarkStart w:id="0" w:name="_Toc22658"/>
-      <w:bookmarkStart w:id="1" w:name="_Toc21764_WPSOffice_Level1"/>
-      <w:bookmarkStart w:id="2" w:name="_Toc2409"/>
-      <w:bookmarkStart w:id="3" w:name="_Toc27302"/>
-      <w:bookmarkStart w:id="4" w:name="_Toc13196_WPSOffice_Level1"/>
-      <w:bookmarkStart w:id="5" w:name="_Toc28240"/>
-      <w:bookmarkStart w:id="6" w:name="_Toc12505"/>
+      <w:bookmarkStart w:id="1" w:name="_Toc2409"/>
+      <w:bookmarkStart w:id="2" w:name="_Toc12505"/>
+      <w:bookmarkStart w:id="3" w:name="_Toc13196_WPSOffice_Level1"/>
+      <w:bookmarkStart w:id="4" w:name="_Toc16594"/>
+      <w:bookmarkStart w:id="5" w:name="_Toc21764_WPSOffice_Level1"/>
+      <w:bookmarkStart w:id="6" w:name="_Toc27302"/>
       <w:bookmarkStart w:id="7" w:name="_Toc1707_WPSOffice_Level1"/>
-      <w:bookmarkStart w:id="8" w:name="_Toc16594"/>
+      <w:bookmarkStart w:id="8" w:name="_Toc28240"/>
       <w:r>
         <w:rPr>
           <w:rFonts w:ascii="Times New Roman" w:hAnsi="Times New Roman" w:eastAsia="微软雅黑" w:cs="黑体"/>
@@ -4969,14 +5896,14 @@
           <w:lang w:eastAsia="zh-CN"/>
         </w:rPr>
       </w:pPr>
-      <w:bookmarkStart w:id="9" w:name="_Toc6504_WPSOffice_Level1"/>
-      <w:bookmarkStart w:id="10" w:name="_Toc31152_WPSOffice_Level1"/>
-      <w:bookmarkStart w:id="11" w:name="_Toc30144_WPSOffice_Level1"/>
-      <w:bookmarkStart w:id="12" w:name="_Toc2455_WPSOffice_Level1"/>
-      <w:bookmarkStart w:id="13" w:name="_Toc24581_WPSOffice_Level1"/>
-      <w:bookmarkStart w:id="14" w:name="_Toc21844_WPSOffice_Level1"/>
-      <w:bookmarkStart w:id="15" w:name="_Toc15930_WPSOffice_Level1"/>
-      <w:bookmarkStart w:id="16" w:name="_Toc22167_WPSOffice_Level1"/>
+      <w:bookmarkStart w:id="9" w:name="_Toc2455_WPSOffice_Level1"/>
+      <w:bookmarkStart w:id="10" w:name="_Toc6504_WPSOffice_Level1"/>
+      <w:bookmarkStart w:id="11" w:name="_Toc21844_WPSOffice_Level1"/>
+      <w:bookmarkStart w:id="12" w:name="_Toc24581_WPSOffice_Level1"/>
+      <w:bookmarkStart w:id="13" w:name="_Toc22167_WPSOffice_Level1"/>
+      <w:bookmarkStart w:id="14" w:name="_Toc30144_WPSOffice_Level1"/>
+      <w:bookmarkStart w:id="15" w:name="_Toc31152_WPSOffice_Level1"/>
+      <w:bookmarkStart w:id="16" w:name="_Toc15930_WPSOffice_Level1"/>
       <w:r>
         <w:rPr>
           <w:rFonts w:ascii="Times New Roman" w:hAnsi="Times New Roman" w:eastAsia="微软雅黑" w:cs="Times New Roman"/>
@@ -5155,7 +6082,7 @@
                     <pic:cNvPicPr/>
                   </pic:nvPicPr>
                   <pic:blipFill>
-                    <a:blip r:embed="rId11"/>
+                    <a:blip r:embed="rId12"/>
                     <a:stretch>
                       <a:fillRect/>
                     </a:stretch>
@@ -5368,14 +6295,14 @@
           <w:lang w:eastAsia="zh-CN"/>
         </w:rPr>
       </w:pPr>
-      <w:bookmarkStart w:id="17" w:name="_Toc17440_WPSOffice_Level1"/>
-      <w:bookmarkStart w:id="18" w:name="_Toc20319_WPSOffice_Level1"/>
-      <w:bookmarkStart w:id="19" w:name="_Toc12685_WPSOffice_Level1"/>
-      <w:bookmarkStart w:id="20" w:name="_Toc28180_WPSOffice_Level1"/>
-      <w:bookmarkStart w:id="21" w:name="_Toc21686_WPSOffice_Level1"/>
-      <w:bookmarkStart w:id="22" w:name="_Toc3049_WPSOffice_Level1"/>
-      <w:bookmarkStart w:id="23" w:name="_Toc17938_WPSOffice_Level1"/>
-      <w:bookmarkStart w:id="24" w:name="_Toc29285_WPSOffice_Level1"/>
+      <w:bookmarkStart w:id="17" w:name="_Toc20319_WPSOffice_Level1"/>
+      <w:bookmarkStart w:id="18" w:name="_Toc21686_WPSOffice_Level1"/>
+      <w:bookmarkStart w:id="19" w:name="_Toc29285_WPSOffice_Level1"/>
+      <w:bookmarkStart w:id="20" w:name="_Toc3049_WPSOffice_Level1"/>
+      <w:bookmarkStart w:id="21" w:name="_Toc28180_WPSOffice_Level1"/>
+      <w:bookmarkStart w:id="22" w:name="_Toc17440_WPSOffice_Level1"/>
+      <w:bookmarkStart w:id="23" w:name="_Toc12685_WPSOffice_Level1"/>
+      <w:bookmarkStart w:id="24" w:name="_Toc17938_WPSOffice_Level1"/>
       <w:r>
         <w:rPr>
           <w:rFonts w:ascii="Times New Roman" w:hAnsi="Times New Roman" w:eastAsia="微软雅黑" w:cs="Times New Roman"/>
@@ -5550,7 +6477,7 @@
                     <pic:cNvPicPr/>
                   </pic:nvPicPr>
                   <pic:blipFill>
-                    <a:blip r:embed="rId12"/>
+                    <a:blip r:embed="rId13"/>
                     <a:stretch>
                       <a:fillRect/>
                     </a:stretch>
@@ -5713,14 +6640,14 @@
           <w:lang w:eastAsia="zh-CN"/>
         </w:rPr>
       </w:pPr>
-      <w:bookmarkStart w:id="25" w:name="_Toc7978_WPSOffice_Level1"/>
-      <w:bookmarkStart w:id="26" w:name="_Toc21505_WPSOffice_Level1"/>
-      <w:bookmarkStart w:id="27" w:name="_Toc18680_WPSOffice_Level1"/>
-      <w:bookmarkStart w:id="28" w:name="_Toc14829_WPSOffice_Level1"/>
-      <w:bookmarkStart w:id="29" w:name="_Toc3149_WPSOffice_Level1"/>
-      <w:bookmarkStart w:id="30" w:name="_Toc22326_WPSOffice_Level1"/>
-      <w:bookmarkStart w:id="31" w:name="_Toc25251_WPSOffice_Level1"/>
-      <w:bookmarkStart w:id="32" w:name="_Toc29912_WPSOffice_Level1"/>
+      <w:bookmarkStart w:id="25" w:name="_Toc14829_WPSOffice_Level1"/>
+      <w:bookmarkStart w:id="26" w:name="_Toc3149_WPSOffice_Level1"/>
+      <w:bookmarkStart w:id="27" w:name="_Toc22326_WPSOffice_Level1"/>
+      <w:bookmarkStart w:id="28" w:name="_Toc29912_WPSOffice_Level1"/>
+      <w:bookmarkStart w:id="29" w:name="_Toc7978_WPSOffice_Level1"/>
+      <w:bookmarkStart w:id="30" w:name="_Toc25251_WPSOffice_Level1"/>
+      <w:bookmarkStart w:id="31" w:name="_Toc18680_WPSOffice_Level1"/>
+      <w:bookmarkStart w:id="32" w:name="_Toc21505_WPSOffice_Level1"/>
       <w:r>
         <w:rPr>
           <w:rFonts w:ascii="Times New Roman" w:hAnsi="Times New Roman" w:eastAsia="微软雅黑" w:cs="Times New Roman"/>
@@ -5853,7 +6780,7 @@
                     <pic:cNvPicPr/>
                   </pic:nvPicPr>
                   <pic:blipFill>
-                    <a:blip r:embed="rId13">
+                    <a:blip r:embed="rId14">
                       <a:extLst>
                         <a:ext uri="{28A0092B-C50C-407E-A947-70E740481C1C}">
                           <a14:useLocalDpi xmlns:a14="http://schemas.microsoft.com/office/drawing/2010/main" val="0"/>
@@ -7486,27 +8413,7 @@
           <w:bCs w:val="0"/>
           <w:lang w:eastAsia="zh-CN"/>
         </w:rPr>
-        <w:t>广州市</w:t>
-      </w:r>
-      <w:bookmarkStart w:id="33" w:name="_GoBack"/>
-      <w:r>
-        <w:rPr>
-          <w:rFonts w:hint="eastAsia" w:ascii="Times New Roman" w:hAnsi="Times New Roman" w:eastAsia="微软雅黑" w:cs="Times New Roman"/>
-          <w:b w:val="0"/>
-          <w:bCs w:val="0"/>
-          <w:lang w:eastAsia="zh-CN"/>
-        </w:rPr>
-        <w:t>黄埔</w:t>
-      </w:r>
-      <w:bookmarkEnd w:id="33"/>
-      <w:r>
-        <w:rPr>
-          <w:rFonts w:hint="eastAsia" w:ascii="Times New Roman" w:hAnsi="Times New Roman" w:eastAsia="微软雅黑" w:cs="Times New Roman"/>
-          <w:b w:val="0"/>
-          <w:bCs w:val="0"/>
-          <w:lang w:eastAsia="zh-CN"/>
-        </w:rPr>
-        <w:t>区开源大道11号C6栋702室</w:t>
+        <w:t>广州市黄埔区开源大道11号C6栋702室</w:t>
       </w:r>
     </w:p>
     <w:p>
@@ -7908,7 +8815,7 @@
                     </pic:cNvPicPr>
                   </pic:nvPicPr>
                   <pic:blipFill>
-                    <a:blip r:embed="rId14"/>
+                    <a:blip r:embed="rId15"/>
                     <a:stretch>
                       <a:fillRect/>
                     </a:stretch>
@@ -7964,7 +8871,7 @@
                     </pic:cNvPicPr>
                   </pic:nvPicPr>
                   <pic:blipFill>
-                    <a:blip r:embed="rId15"/>
+                    <a:blip r:embed="rId16"/>
                     <a:stretch>
                       <a:fillRect/>
                     </a:stretch>
@@ -8201,7 +9108,7 @@
                     </pic:cNvPicPr>
                   </pic:nvPicPr>
                   <pic:blipFill>
-                    <a:blip r:embed="rId16"/>
+                    <a:blip r:embed="rId17"/>
                     <a:srcRect/>
                     <a:stretch>
                       <a:fillRect/>
@@ -9203,6 +10110,20 @@
       <w:lang w:eastAsia="en-US"/>
     </w:rPr>
   </w:style>
+  <w:style w:type="table" w:customStyle="1" w:styleId="11">
+    <w:name w:val="Table Normal"/>
+    <w:autoRedefine/>
+    <w:qFormat/>
+    <w:uiPriority w:val="0"/>
+    <w:tblPr>
+      <w:tblCellMar>
+        <w:top w:w="0" w:type="dxa"/>
+        <w:left w:w="0" w:type="dxa"/>
+        <w:bottom w:w="0" w:type="dxa"/>
+        <w:right w:w="0" w:type="dxa"/>
+      </w:tblCellMar>
+    </w:tblPr>
+  </w:style>
 </w:styles>
 </file>
 

--- a/WebContent/docx/KRAS_NRAS_BRAF基因报告模板-常德市第一人民医院.docx
+++ b/WebContent/docx/KRAS_NRAS_BRAF基因报告模板-常德市第一人民医院.docx
@@ -4619,7 +4619,7 @@
     <w:tbl>
       <w:tblPr>
         <w:tblStyle w:val="11"/>
-        <w:tblW w:w="8091" w:type="dxa"/>
+        <w:tblW w:w="6772" w:type="dxa"/>
         <w:jc w:val="right"/>
         <w:tblLayout w:type="fixed"/>
         <w:tblCellMar>
@@ -4630,11 +4630,10 @@
         </w:tblCellMar>
       </w:tblPr>
       <w:tblGrid>
-        <w:gridCol w:w="1068"/>
-        <w:gridCol w:w="1386"/>
-        <w:gridCol w:w="1386"/>
-        <w:gridCol w:w="1018"/>
-        <w:gridCol w:w="3233"/>
+        <w:gridCol w:w="1272"/>
+        <w:gridCol w:w="2040"/>
+        <w:gridCol w:w="1166"/>
+        <w:gridCol w:w="2294"/>
       </w:tblGrid>
       <w:tr>
         <w:tblPrEx>
@@ -4651,7 +4650,7 @@
         </w:trPr>
         <w:tc>
           <w:tcPr>
-            <w:tcW w:w="1068" w:type="dxa"/>
+            <w:tcW w:w="1272" w:type="dxa"/>
             <w:vAlign w:val="center"/>
           </w:tcPr>
           <w:p>
@@ -4680,7 +4679,7 @@
         </w:tc>
         <w:tc>
           <w:tcPr>
-            <w:tcW w:w="1386" w:type="dxa"/>
+            <w:tcW w:w="2040" w:type="dxa"/>
             <w:vAlign w:val="center"/>
           </w:tcPr>
           <w:p>
@@ -4695,38 +4694,6 @@
                 <w:szCs w:val="24"/>
               </w:rPr>
             </w:pPr>
-            <w:r>
-              <w:rPr>
-                <w:rFonts w:hint="eastAsia" w:ascii="Times New Roman" w:hAnsi="Times New Roman" w:cs="Times New Roman"/>
-                <w:b w:val="0"/>
-                <w:bCs/>
-                <w:sz w:val="24"/>
-                <w:szCs w:val="24"/>
-                <w:lang w:val="en-US" w:eastAsia="zh-CN"/>
-              </w:rPr>
-              <w:t>临检检测人，</w:t>
-            </w:r>
-          </w:p>
-        </w:tc>
-        <w:tc>
-          <w:tcPr>
-            <w:tcW w:w="1386" w:type="dxa"/>
-            <w:vAlign w:val="center"/>
-          </w:tcPr>
-          <w:p>
-            <w:pPr>
-              <w:pStyle w:val="10"/>
-              <w:spacing w:before="13"/>
-              <w:jc w:val="both"/>
-              <w:rPr>
-                <w:rFonts w:hint="eastAsia" w:ascii="Times New Roman" w:hAnsi="Times New Roman" w:cs="Times New Roman"/>
-                <w:b w:val="0"/>
-                <w:bCs/>
-                <w:sz w:val="24"/>
-                <w:szCs w:val="24"/>
-                <w:lang w:val="en-US" w:eastAsia="zh-CN"/>
-              </w:rPr>
-            </w:pPr>
             <w:bookmarkStart w:id="33" w:name="_GoBack"/>
             <w:r>
               <w:rPr>
@@ -4738,15 +4705,15 @@
                     <wp:anchor distT="0" distB="0" distL="114300" distR="114300" simplePos="0" relativeHeight="251671552" behindDoc="0" locked="0" layoutInCell="1" allowOverlap="1">
                       <wp:simplePos x="0" y="0"/>
                       <wp:positionH relativeFrom="column">
-                        <wp:posOffset>-55880</wp:posOffset>
+                        <wp:posOffset>7620</wp:posOffset>
                       </wp:positionH>
                       <wp:positionV relativeFrom="paragraph">
-                        <wp:posOffset>-461010</wp:posOffset>
+                        <wp:posOffset>-480060</wp:posOffset>
                       </wp:positionV>
-                      <wp:extent cx="3352800" cy="1443355"/>
-                      <wp:effectExtent l="0" t="0" r="0" b="4445"/>
+                      <wp:extent cx="3058160" cy="1442720"/>
+                      <wp:effectExtent l="0" t="0" r="5080" b="5080"/>
                       <wp:wrapNone/>
-                      <wp:docPr id="27" name="组合 27"/>
+                      <wp:docPr id="9" name="组合 9"/>
                       <wp:cNvGraphicFramePr/>
                       <a:graphic xmlns:a="http://schemas.openxmlformats.org/drawingml/2006/main">
                         <a:graphicData uri="http://schemas.microsoft.com/office/word/2010/wordprocessingGroup">
@@ -4755,25 +4722,25 @@
                             <wpg:grpSpPr>
                               <a:xfrm>
                                 <a:off x="0" y="0"/>
-                                <a:ext cx="3352800" cy="1443355"/>
-                                <a:chOff x="19211" y="18890"/>
-                                <a:chExt cx="5280" cy="2273"/>
+                                <a:ext cx="3058160" cy="1442720"/>
+                                <a:chOff x="19211" y="18842"/>
+                                <a:chExt cx="4816" cy="2272"/>
                               </a:xfrm>
                             </wpg:grpSpPr>
                             <wpg:grpSp>
-                              <wpg:cNvPr id="28" name="组合 6"/>
+                              <wpg:cNvPr id="1" name="组合 6"/>
                               <wpg:cNvGrpSpPr/>
                               <wpg:grpSpPr>
                                 <a:xfrm>
-                                  <a:off x="19211" y="18890"/>
-                                  <a:ext cx="5140" cy="2273"/>
-                                  <a:chOff x="19199" y="18950"/>
-                                  <a:chExt cx="5140" cy="2273"/>
+                                  <a:off x="19211" y="18842"/>
+                                  <a:ext cx="4816" cy="2273"/>
+                                  <a:chOff x="19199" y="18902"/>
+                                  <a:chExt cx="4816" cy="2273"/>
                                 </a:xfrm>
                               </wpg:grpSpPr>
                               <pic:pic xmlns:pic="http://schemas.openxmlformats.org/drawingml/2006/picture">
                                 <pic:nvPicPr>
-                                  <pic:cNvPr id="22" name="图片 6" descr="蔡冬雪"/>
+                                  <pic:cNvPr id="16" name="图片 6" descr="蔡冬雪"/>
                                   <pic:cNvPicPr>
                                     <a:picLocks noChangeAspect="1"/>
                                   </pic:cNvPicPr>
@@ -4811,7 +4778,7 @@
                               </pic:pic>
                               <pic:pic xmlns:pic="http://schemas.openxmlformats.org/drawingml/2006/picture">
                                 <pic:nvPicPr>
-                                  <pic:cNvPr id="23" name="图片 25"/>
+                                  <pic:cNvPr id="21" name="图片 25"/>
                                   <pic:cNvPicPr>
                                     <a:picLocks noChangeAspect="1" noChangeArrowheads="1"/>
                                   </pic:cNvPicPr>
@@ -4831,7 +4798,7 @@
                                 </pic:blipFill>
                                 <pic:spPr>
                                   <a:xfrm>
-                                    <a:off x="22066" y="18950"/>
+                                    <a:off x="21742" y="18902"/>
                                     <a:ext cx="2273" cy="2273"/>
                                   </a:xfrm>
                                   <a:prstGeom prst="rect">
@@ -4846,7 +4813,7 @@
                             </wpg:grpSp>
                             <pic:pic xmlns:pic="http://schemas.openxmlformats.org/drawingml/2006/picture">
                               <pic:nvPicPr>
-                                <pic:cNvPr id="26" name="图片 4" descr="王建丽"/>
+                                <pic:cNvPr id="12" name="图片 4" descr="王建丽"/>
                                 <pic:cNvPicPr>
                                   <a:picLocks noChangeAspect="1"/>
                                 </pic:cNvPicPr>
@@ -4873,7 +4840,7 @@
                               </pic:blipFill>
                               <pic:spPr>
                                 <a:xfrm>
-                                  <a:off x="23233" y="19467"/>
+                                  <a:off x="22261" y="19395"/>
                                   <a:ext cx="1258" cy="713"/>
                                 </a:xfrm>
                                 <a:prstGeom prst="rect">
@@ -4889,24 +4856,24 @@
                 </mc:Choice>
                 <mc:Fallback>
                   <w:pict>
-                    <v:group id="_x0000_s1026" o:spid="_x0000_s1026" o:spt="203" style="position:absolute;left:0pt;margin-left:-4.4pt;margin-top:-36.3pt;height:113.65pt;width:264pt;z-index:251671552;mso-width-relative:page;mso-height-relative:page;" coordorigin="19211,18890" coordsize="5280,2273" o:gfxdata="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">
+                    <v:group id="_x0000_s1026" o:spid="_x0000_s1026" o:spt="203" style="position:absolute;left:0pt;margin-left:0.6pt;margin-top:-37.8pt;height:113.6pt;width:240.8pt;z-index:251671552;mso-width-relative:page;mso-height-relative:page;" coordorigin="19211,18842" coordsize="4816,2272" o:gfxdata="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">
                       <o:lock v:ext="edit" aspectratio="f"/>
-                      <v:group id="组合 6" o:spid="_x0000_s1026" o:spt="203" style="position:absolute;left:19211;top:18890;height:2273;width:5140;" coordorigin="19199,18950" coordsize="5140,2273" o:gfxdata="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">
+                      <v:group id="组合 6" o:spid="_x0000_s1026" o:spt="203" style="position:absolute;left:19211;top:18842;height:2273;width:4816;" coordorigin="19199,18902" coordsize="4816,2273" o:gfxdata="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">
                         <o:lock v:ext="edit" aspectratio="f"/>
-                        <v:shape id="图片 6" o:spid="_x0000_s1026" o:spt="75" alt="蔡冬雪" type="#_x0000_t75" style="position:absolute;left:19199;top:19551;height:566;width:1261;" filled="f" o:preferrelative="t" stroked="f" coordsize="21600,21600" o:gfxdata="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">
+                        <v:shape id="图片 6" o:spid="_x0000_s1026" o:spt="75" alt="蔡冬雪" type="#_x0000_t75" style="position:absolute;left:19199;top:19551;height:566;width:1261;" filled="f" o:preferrelative="t" stroked="f" coordsize="21600,21600" o:gfxdata="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">
                           <v:fill on="f" focussize="0,0"/>
                           <v:stroke on="f"/>
                           <v:imagedata r:id="rId8" cropleft="12226f" croptop="21838f" cropright="12384f" cropbottom="17497f" chromakey="#FFFFFF" o:title=""/>
                           <o:lock v:ext="edit" aspectratio="t"/>
                         </v:shape>
-                        <v:shape id="图片 25" o:spid="_x0000_s1026" o:spt="75" type="#_x0000_t75" style="position:absolute;left:22066;top:18950;height:2273;width:2273;" filled="f" o:preferrelative="t" stroked="f" coordsize="21600,21600" o:gfxdata="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">
+                        <v:shape id="图片 25" o:spid="_x0000_s1026" o:spt="75" type="#_x0000_t75" style="position:absolute;left:21742;top:18902;height:2273;width:2273;" filled="f" o:preferrelative="t" stroked="f" coordsize="21600,21600" o:gfxdata="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">
                           <v:fill on="f" focussize="0,0"/>
                           <v:stroke on="f"/>
                           <v:imagedata r:id="rId9" o:title=""/>
                           <o:lock v:ext="edit" aspectratio="t"/>
                         </v:shape>
                       </v:group>
-                      <v:shape id="图片 4" o:spid="_x0000_s1026" o:spt="75" alt="王建丽" type="#_x0000_t75" style="position:absolute;left:23233;top:19467;height:713;width:1258;" filled="f" o:preferrelative="t" stroked="f" coordsize="21600,21600" o:gfxdata="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">
+                      <v:shape id="图片 4" o:spid="_x0000_s1026" o:spt="75" alt="王建丽" type="#_x0000_t75" style="position:absolute;left:22261;top:19395;height:713;width:1258;" filled="f" o:preferrelative="t" stroked="f" coordsize="21600,21600" o:gfxdata="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">
                         <v:fill on="f" focussize="0,0"/>
                         <v:stroke on="f"/>
                         <v:imagedata r:id="rId10" chromakey="#FFFFFF" o:title=""/>
@@ -4922,7 +4889,7 @@
         </w:tc>
         <w:tc>
           <w:tcPr>
-            <w:tcW w:w="1018" w:type="dxa"/>
+            <w:tcW w:w="1166" w:type="dxa"/>
             <w:vAlign w:val="center"/>
           </w:tcPr>
           <w:p>
@@ -4960,7 +4927,7 @@
         </w:tc>
         <w:tc>
           <w:tcPr>
-            <w:tcW w:w="3233" w:type="dxa"/>
+            <w:tcW w:w="2294" w:type="dxa"/>
             <w:vAlign w:val="center"/>
           </w:tcPr>
           <w:p>
@@ -4970,24 +4937,12 @@
               <w:ind w:right="15"/>
               <w:jc w:val="both"/>
               <w:rPr>
-                <w:rFonts w:hint="default" w:ascii="Times New Roman" w:hAnsi="Times New Roman" w:eastAsia="宋体" w:cs="Times New Roman"/>
+                <w:rFonts w:ascii="Times New Roman" w:hAnsi="Times New Roman" w:cs="Times New Roman"/>
                 <w:b/>
                 <w:sz w:val="24"/>
                 <w:szCs w:val="24"/>
-                <w:lang w:val="en-US" w:eastAsia="zh-CN"/>
               </w:rPr>
             </w:pPr>
-            <w:r>
-              <w:rPr>
-                <w:rFonts w:hint="eastAsia" w:ascii="Times New Roman" w:hAnsi="Times New Roman" w:cs="Times New Roman"/>
-                <w:b w:val="0"/>
-                <w:bCs/>
-                <w:sz w:val="24"/>
-                <w:szCs w:val="24"/>
-                <w:lang w:val="en-US" w:eastAsia="zh-CN"/>
-              </w:rPr>
-              <w:t>临检所复核人，</w:t>
-            </w:r>
           </w:p>
         </w:tc>
       </w:tr>
@@ -5006,7 +4961,7 @@
         </w:trPr>
         <w:tc>
           <w:tcPr>
-            <w:tcW w:w="1068" w:type="dxa"/>
+            <w:tcW w:w="1272" w:type="dxa"/>
             <w:vAlign w:val="center"/>
           </w:tcPr>
           <w:p>
@@ -5054,8 +5009,7 @@
         </w:tc>
         <w:tc>
           <w:tcPr>
-            <w:tcW w:w="2772" w:type="dxa"/>
-            <w:gridSpan w:val="2"/>
+            <w:tcW w:w="2040" w:type="dxa"/>
             <w:vAlign w:val="center"/>
           </w:tcPr>
           <w:p>
@@ -5083,7 +5037,7 @@
         </w:tc>
         <w:tc>
           <w:tcPr>
-            <w:tcW w:w="1018" w:type="dxa"/>
+            <w:tcW w:w="1166" w:type="dxa"/>
             <w:vAlign w:val="center"/>
           </w:tcPr>
           <w:p>
@@ -5130,7 +5084,7 @@
         </w:tc>
         <w:tc>
           <w:tcPr>
-            <w:tcW w:w="3233" w:type="dxa"/>
+            <w:tcW w:w="2294" w:type="dxa"/>
             <w:vAlign w:val="center"/>
           </w:tcPr>
           <w:p>
@@ -5226,16 +5180,15 @@
     <w:p>
       <w:pPr>
         <w:rPr>
-          <w:rFonts w:hint="default"/>
           <w:sz w:val="24"/>
-          <w:lang w:val="en-US" w:eastAsia="zh-CN"/>
+          <w:lang w:eastAsia="zh-CN"/>
         </w:rPr>
       </w:pPr>
     </w:p>
     <w:tbl>
       <w:tblPr>
         <w:tblStyle w:val="11"/>
-        <w:tblW w:w="8091" w:type="dxa"/>
+        <w:tblW w:w="6772" w:type="dxa"/>
         <w:jc w:val="right"/>
         <w:tblLayout w:type="fixed"/>
         <w:tblCellMar>
@@ -5246,11 +5199,10 @@
         </w:tblCellMar>
       </w:tblPr>
       <w:tblGrid>
-        <w:gridCol w:w="1068"/>
-        <w:gridCol w:w="1386"/>
-        <w:gridCol w:w="1386"/>
-        <w:gridCol w:w="1018"/>
-        <w:gridCol w:w="3233"/>
+        <w:gridCol w:w="1272"/>
+        <w:gridCol w:w="2040"/>
+        <w:gridCol w:w="1166"/>
+        <w:gridCol w:w="2294"/>
       </w:tblGrid>
       <w:tr>
         <w:tblPrEx>
@@ -5267,7 +5219,7 @@
         </w:trPr>
         <w:tc>
           <w:tcPr>
-            <w:tcW w:w="1068" w:type="dxa"/>
+            <w:tcW w:w="1272" w:type="dxa"/>
             <w:vAlign w:val="center"/>
           </w:tcPr>
           <w:p>
@@ -5296,7 +5248,7 @@
         </w:tc>
         <w:tc>
           <w:tcPr>
-            <w:tcW w:w="1386" w:type="dxa"/>
+            <w:tcW w:w="2040" w:type="dxa"/>
             <w:vAlign w:val="center"/>
           </w:tcPr>
           <w:p>
@@ -5313,38 +5265,6 @@
             </w:pPr>
             <w:r>
               <w:rPr>
-                <w:rFonts w:hint="eastAsia" w:ascii="Times New Roman" w:hAnsi="Times New Roman" w:cs="Times New Roman"/>
-                <w:b w:val="0"/>
-                <w:bCs/>
-                <w:sz w:val="24"/>
-                <w:szCs w:val="24"/>
-                <w:lang w:val="en-US" w:eastAsia="zh-CN"/>
-              </w:rPr>
-              <w:t>临检检测人，</w:t>
-            </w:r>
-          </w:p>
-        </w:tc>
-        <w:tc>
-          <w:tcPr>
-            <w:tcW w:w="1386" w:type="dxa"/>
-            <w:vAlign w:val="center"/>
-          </w:tcPr>
-          <w:p>
-            <w:pPr>
-              <w:pStyle w:val="10"/>
-              <w:spacing w:before="13"/>
-              <w:jc w:val="both"/>
-              <w:rPr>
-                <w:rFonts w:hint="eastAsia" w:ascii="Times New Roman" w:hAnsi="Times New Roman" w:cs="Times New Roman"/>
-                <w:b w:val="0"/>
-                <w:bCs/>
-                <w:sz w:val="24"/>
-                <w:szCs w:val="24"/>
-                <w:lang w:val="en-US" w:eastAsia="zh-CN"/>
-              </w:rPr>
-            </w:pPr>
-            <w:r>
-              <w:rPr>
                 <w:sz w:val="22"/>
               </w:rPr>
               <mc:AlternateContent>
@@ -5353,15 +5273,15 @@
                     <wp:anchor distT="0" distB="0" distL="114300" distR="114300" simplePos="0" relativeHeight="251672576" behindDoc="0" locked="0" layoutInCell="1" allowOverlap="1">
                       <wp:simplePos x="0" y="0"/>
                       <wp:positionH relativeFrom="column">
-                        <wp:posOffset>-95885</wp:posOffset>
+                        <wp:posOffset>0</wp:posOffset>
                       </wp:positionH>
                       <wp:positionV relativeFrom="paragraph">
-                        <wp:posOffset>-453390</wp:posOffset>
+                        <wp:posOffset>-370840</wp:posOffset>
                       </wp:positionV>
-                      <wp:extent cx="3468370" cy="1443355"/>
-                      <wp:effectExtent l="0" t="0" r="0" b="4445"/>
+                      <wp:extent cx="3134360" cy="1443355"/>
+                      <wp:effectExtent l="0" t="0" r="5080" b="4445"/>
                       <wp:wrapNone/>
-                      <wp:docPr id="29" name="组合 29"/>
+                      <wp:docPr id="14" name="组合 14"/>
                       <wp:cNvGraphicFramePr/>
                       <a:graphic xmlns:a="http://schemas.openxmlformats.org/drawingml/2006/main">
                         <a:graphicData uri="http://schemas.microsoft.com/office/word/2010/wordprocessingGroup">
@@ -5370,20 +5290,20 @@
                             <wpg:grpSpPr>
                               <a:xfrm>
                                 <a:off x="0" y="0"/>
-                                <a:ext cx="3468370" cy="1443355"/>
-                                <a:chOff x="19283" y="20786"/>
-                                <a:chExt cx="5462" cy="2273"/>
+                                <a:ext cx="3134360" cy="1443355"/>
+                                <a:chOff x="19199" y="20810"/>
+                                <a:chExt cx="4936" cy="2273"/>
                               </a:xfrm>
                             </wpg:grpSpPr>
                             <wpg:grpSp>
-                              <wpg:cNvPr id="30" name="组合 23"/>
+                              <wpg:cNvPr id="15" name="组合 23"/>
                               <wpg:cNvGrpSpPr/>
                               <wpg:grpSpPr>
                                 <a:xfrm>
-                                  <a:off x="19283" y="20786"/>
-                                  <a:ext cx="5212" cy="2273"/>
-                                  <a:chOff x="19283" y="20786"/>
-                                  <a:chExt cx="5212" cy="2273"/>
+                                  <a:off x="19199" y="20810"/>
+                                  <a:ext cx="4936" cy="2273"/>
+                                  <a:chOff x="19199" y="20810"/>
+                                  <a:chExt cx="4936" cy="2273"/>
                                 </a:xfrm>
                               </wpg:grpSpPr>
                               <pic:pic xmlns:pic="http://schemas.openxmlformats.org/drawingml/2006/picture">
@@ -5416,7 +5336,7 @@
                                 </pic:blipFill>
                                 <pic:spPr>
                                   <a:xfrm>
-                                    <a:off x="19283" y="21275"/>
+                                    <a:off x="19199" y="21203"/>
                                     <a:ext cx="1672" cy="901"/>
                                   </a:xfrm>
                                   <a:prstGeom prst="rect">
@@ -5450,7 +5370,7 @@
                                 </pic:blipFill>
                                 <pic:spPr>
                                   <a:xfrm>
-                                    <a:off x="22222" y="20786"/>
+                                    <a:off x="21862" y="20810"/>
                                     <a:ext cx="2273" cy="2273"/>
                                   </a:xfrm>
                                   <a:prstGeom prst="rect">
@@ -5492,7 +5412,7 @@
                               </pic:blipFill>
                               <pic:spPr>
                                 <a:xfrm>
-                                  <a:off x="23257" y="21239"/>
+                                  <a:off x="22321" y="21215"/>
                                   <a:ext cx="1488" cy="842"/>
                                 </a:xfrm>
                                 <a:prstGeom prst="rect">
@@ -5508,24 +5428,24 @@
                 </mc:Choice>
                 <mc:Fallback>
                   <w:pict>
-                    <v:group id="_x0000_s1026" o:spid="_x0000_s1026" o:spt="203" style="position:absolute;left:0pt;margin-left:-7.55pt;margin-top:-35.7pt;height:113.65pt;width:273.1pt;z-index:251672576;mso-width-relative:page;mso-height-relative:page;" coordorigin="19283,20786" coordsize="5462,2273" o:gfxdata="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">
+                    <v:group id="_x0000_s1026" o:spid="_x0000_s1026" o:spt="203" style="position:absolute;left:0pt;margin-left:0pt;margin-top:-29.2pt;height:113.65pt;width:246.8pt;z-index:251672576;mso-width-relative:page;mso-height-relative:page;" coordorigin="19199,20810" coordsize="4936,2273" o:gfxdata="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">
                       <o:lock v:ext="edit" aspectratio="f"/>
-                      <v:group id="组合 23" o:spid="_x0000_s1026" o:spt="203" style="position:absolute;left:19283;top:20786;height:2273;width:5212;" coordorigin="19283,20786" coordsize="5212,2273" o:gfxdata="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">
+                      <v:group id="组合 23" o:spid="_x0000_s1026" o:spt="203" style="position:absolute;left:19199;top:20810;height:2273;width:4936;" coordorigin="19199,20810" coordsize="4936,2273" o:gfxdata="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">
                         <o:lock v:ext="edit" aspectratio="f"/>
-                        <v:shape id="图片 1" o:spid="_x0000_s1026" o:spt="75" type="#_x0000_t75" style="position:absolute;left:19283;top:21275;height:901;width:1672;" filled="f" o:preferrelative="t" stroked="f" coordsize="21600,21600" o:gfxdata="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">
+                        <v:shape id="图片 1" o:spid="_x0000_s1026" o:spt="75" type="#_x0000_t75" style="position:absolute;left:19199;top:21203;height:901;width:1672;" filled="f" o:preferrelative="t" stroked="f" coordsize="21600,21600" o:gfxdata="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">
                           <v:fill on="f" focussize="0,0"/>
                           <v:stroke on="f"/>
                           <v:imagedata r:id="rId11" cropleft="7158f" croptop="7646f" chromakey="#FFFFFF" o:title=""/>
                           <o:lock v:ext="edit" aspectratio="t"/>
                         </v:shape>
-                        <v:shape id="图片 25" o:spid="_x0000_s1026" o:spt="75" type="#_x0000_t75" style="position:absolute;left:22222;top:20786;height:2273;width:2273;" filled="f" o:preferrelative="t" stroked="f" coordsize="21600,21600" o:gfxdata="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">
+                        <v:shape id="图片 25" o:spid="_x0000_s1026" o:spt="75" type="#_x0000_t75" style="position:absolute;left:21862;top:20810;height:2273;width:2273;" filled="f" o:preferrelative="t" stroked="f" coordsize="21600,21600" o:gfxdata="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">
                           <v:fill on="f" focussize="0,0"/>
                           <v:stroke on="f"/>
                           <v:imagedata r:id="rId9" o:title=""/>
                           <o:lock v:ext="edit" aspectratio="t"/>
                         </v:shape>
                       </v:group>
-                      <v:shape id="图片 11" o:spid="_x0000_s1026" o:spt="75" alt="王建丽" type="#_x0000_t75" style="position:absolute;left:23257;top:21239;height:842;width:1488;" filled="f" o:preferrelative="t" stroked="f" coordsize="21600,21600" o:gfxdata="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">
+                      <v:shape id="图片 11" o:spid="_x0000_s1026" o:spt="75" alt="王建丽" type="#_x0000_t75" style="position:absolute;left:22321;top:21215;height:842;width:1488;" filled="f" o:preferrelative="t" stroked="f" coordsize="21600,21600" o:gfxdata="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">
                         <v:fill on="f" focussize="0,0"/>
                         <v:stroke on="f"/>
                         <v:imagedata r:id="rId10" chromakey="#FFFFFF" o:title=""/>
@@ -5540,7 +5460,7 @@
         </w:tc>
         <w:tc>
           <w:tcPr>
-            <w:tcW w:w="1018" w:type="dxa"/>
+            <w:tcW w:w="1166" w:type="dxa"/>
             <w:vAlign w:val="center"/>
           </w:tcPr>
           <w:p>
@@ -5578,7 +5498,7 @@
         </w:tc>
         <w:tc>
           <w:tcPr>
-            <w:tcW w:w="3233" w:type="dxa"/>
+            <w:tcW w:w="2294" w:type="dxa"/>
             <w:vAlign w:val="center"/>
           </w:tcPr>
           <w:p>
@@ -5588,24 +5508,12 @@
               <w:ind w:right="15"/>
               <w:jc w:val="both"/>
               <w:rPr>
-                <w:rFonts w:hint="default" w:ascii="Times New Roman" w:hAnsi="Times New Roman" w:eastAsia="宋体" w:cs="Times New Roman"/>
+                <w:rFonts w:ascii="Times New Roman" w:hAnsi="Times New Roman" w:cs="Times New Roman"/>
                 <w:b/>
                 <w:sz w:val="24"/>
                 <w:szCs w:val="24"/>
-                <w:lang w:val="en-US" w:eastAsia="zh-CN"/>
               </w:rPr>
             </w:pPr>
-            <w:r>
-              <w:rPr>
-                <w:rFonts w:hint="eastAsia" w:ascii="Times New Roman" w:hAnsi="Times New Roman" w:cs="Times New Roman"/>
-                <w:b w:val="0"/>
-                <w:bCs/>
-                <w:sz w:val="24"/>
-                <w:szCs w:val="24"/>
-                <w:lang w:val="en-US" w:eastAsia="zh-CN"/>
-              </w:rPr>
-              <w:t>临检所复核人，</w:t>
-            </w:r>
           </w:p>
         </w:tc>
       </w:tr>
@@ -5624,7 +5532,7 @@
         </w:trPr>
         <w:tc>
           <w:tcPr>
-            <w:tcW w:w="1068" w:type="dxa"/>
+            <w:tcW w:w="1272" w:type="dxa"/>
             <w:vAlign w:val="center"/>
           </w:tcPr>
           <w:p>
@@ -5672,8 +5580,7 @@
         </w:tc>
         <w:tc>
           <w:tcPr>
-            <w:tcW w:w="2772" w:type="dxa"/>
-            <w:gridSpan w:val="2"/>
+            <w:tcW w:w="2040" w:type="dxa"/>
             <w:vAlign w:val="center"/>
           </w:tcPr>
           <w:p>
@@ -5701,7 +5608,7 @@
         </w:tc>
         <w:tc>
           <w:tcPr>
-            <w:tcW w:w="1018" w:type="dxa"/>
+            <w:tcW w:w="1166" w:type="dxa"/>
             <w:vAlign w:val="center"/>
           </w:tcPr>
           <w:p>
@@ -5748,7 +5655,7 @@
         </w:tc>
         <w:tc>
           <w:tcPr>
-            <w:tcW w:w="3233" w:type="dxa"/>
+            <w:tcW w:w="2294" w:type="dxa"/>
             <w:vAlign w:val="center"/>
           </w:tcPr>
           <w:p>
@@ -5835,12 +5742,12 @@
       <w:bookmarkStart w:id="0" w:name="_Toc22658"/>
       <w:bookmarkStart w:id="1" w:name="_Toc2409"/>
       <w:bookmarkStart w:id="2" w:name="_Toc12505"/>
-      <w:bookmarkStart w:id="3" w:name="_Toc13196_WPSOffice_Level1"/>
-      <w:bookmarkStart w:id="4" w:name="_Toc16594"/>
-      <w:bookmarkStart w:id="5" w:name="_Toc21764_WPSOffice_Level1"/>
-      <w:bookmarkStart w:id="6" w:name="_Toc27302"/>
-      <w:bookmarkStart w:id="7" w:name="_Toc1707_WPSOffice_Level1"/>
-      <w:bookmarkStart w:id="8" w:name="_Toc28240"/>
+      <w:bookmarkStart w:id="3" w:name="_Toc16594"/>
+      <w:bookmarkStart w:id="4" w:name="_Toc27302"/>
+      <w:bookmarkStart w:id="5" w:name="_Toc1707_WPSOffice_Level1"/>
+      <w:bookmarkStart w:id="6" w:name="_Toc21764_WPSOffice_Level1"/>
+      <w:bookmarkStart w:id="7" w:name="_Toc28240"/>
+      <w:bookmarkStart w:id="8" w:name="_Toc13196_WPSOffice_Level1"/>
       <w:r>
         <w:rPr>
           <w:rFonts w:ascii="Times New Roman" w:hAnsi="Times New Roman" w:eastAsia="微软雅黑" w:cs="黑体"/>
@@ -5900,10 +5807,10 @@
       <w:bookmarkStart w:id="10" w:name="_Toc6504_WPSOffice_Level1"/>
       <w:bookmarkStart w:id="11" w:name="_Toc21844_WPSOffice_Level1"/>
       <w:bookmarkStart w:id="12" w:name="_Toc24581_WPSOffice_Level1"/>
-      <w:bookmarkStart w:id="13" w:name="_Toc22167_WPSOffice_Level1"/>
-      <w:bookmarkStart w:id="14" w:name="_Toc30144_WPSOffice_Level1"/>
-      <w:bookmarkStart w:id="15" w:name="_Toc31152_WPSOffice_Level1"/>
-      <w:bookmarkStart w:id="16" w:name="_Toc15930_WPSOffice_Level1"/>
+      <w:bookmarkStart w:id="13" w:name="_Toc30144_WPSOffice_Level1"/>
+      <w:bookmarkStart w:id="14" w:name="_Toc22167_WPSOffice_Level1"/>
+      <w:bookmarkStart w:id="15" w:name="_Toc15930_WPSOffice_Level1"/>
+      <w:bookmarkStart w:id="16" w:name="_Toc31152_WPSOffice_Level1"/>
       <w:r>
         <w:rPr>
           <w:rFonts w:ascii="Times New Roman" w:hAnsi="Times New Roman" w:eastAsia="微软雅黑" w:cs="Times New Roman"/>
@@ -6296,13 +6203,13 @@
         </w:rPr>
       </w:pPr>
       <w:bookmarkStart w:id="17" w:name="_Toc20319_WPSOffice_Level1"/>
-      <w:bookmarkStart w:id="18" w:name="_Toc21686_WPSOffice_Level1"/>
-      <w:bookmarkStart w:id="19" w:name="_Toc29285_WPSOffice_Level1"/>
-      <w:bookmarkStart w:id="20" w:name="_Toc3049_WPSOffice_Level1"/>
-      <w:bookmarkStart w:id="21" w:name="_Toc28180_WPSOffice_Level1"/>
-      <w:bookmarkStart w:id="22" w:name="_Toc17440_WPSOffice_Level1"/>
-      <w:bookmarkStart w:id="23" w:name="_Toc12685_WPSOffice_Level1"/>
-      <w:bookmarkStart w:id="24" w:name="_Toc17938_WPSOffice_Level1"/>
+      <w:bookmarkStart w:id="18" w:name="_Toc29285_WPSOffice_Level1"/>
+      <w:bookmarkStart w:id="19" w:name="_Toc3049_WPSOffice_Level1"/>
+      <w:bookmarkStart w:id="20" w:name="_Toc12685_WPSOffice_Level1"/>
+      <w:bookmarkStart w:id="21" w:name="_Toc17440_WPSOffice_Level1"/>
+      <w:bookmarkStart w:id="22" w:name="_Toc28180_WPSOffice_Level1"/>
+      <w:bookmarkStart w:id="23" w:name="_Toc17938_WPSOffice_Level1"/>
+      <w:bookmarkStart w:id="24" w:name="_Toc21686_WPSOffice_Level1"/>
       <w:r>
         <w:rPr>
           <w:rFonts w:ascii="Times New Roman" w:hAnsi="Times New Roman" w:eastAsia="微软雅黑" w:cs="Times New Roman"/>
@@ -6640,14 +6547,14 @@
           <w:lang w:eastAsia="zh-CN"/>
         </w:rPr>
       </w:pPr>
-      <w:bookmarkStart w:id="25" w:name="_Toc14829_WPSOffice_Level1"/>
-      <w:bookmarkStart w:id="26" w:name="_Toc3149_WPSOffice_Level1"/>
-      <w:bookmarkStart w:id="27" w:name="_Toc22326_WPSOffice_Level1"/>
-      <w:bookmarkStart w:id="28" w:name="_Toc29912_WPSOffice_Level1"/>
-      <w:bookmarkStart w:id="29" w:name="_Toc7978_WPSOffice_Level1"/>
-      <w:bookmarkStart w:id="30" w:name="_Toc25251_WPSOffice_Level1"/>
+      <w:bookmarkStart w:id="25" w:name="_Toc22326_WPSOffice_Level1"/>
+      <w:bookmarkStart w:id="26" w:name="_Toc7978_WPSOffice_Level1"/>
+      <w:bookmarkStart w:id="27" w:name="_Toc14829_WPSOffice_Level1"/>
+      <w:bookmarkStart w:id="28" w:name="_Toc3149_WPSOffice_Level1"/>
+      <w:bookmarkStart w:id="29" w:name="_Toc29912_WPSOffice_Level1"/>
+      <w:bookmarkStart w:id="30" w:name="_Toc21505_WPSOffice_Level1"/>
       <w:bookmarkStart w:id="31" w:name="_Toc18680_WPSOffice_Level1"/>
-      <w:bookmarkStart w:id="32" w:name="_Toc21505_WPSOffice_Level1"/>
+      <w:bookmarkStart w:id="32" w:name="_Toc25251_WPSOffice_Level1"/>
       <w:r>
         <w:rPr>
           <w:rFonts w:ascii="Times New Roman" w:hAnsi="Times New Roman" w:eastAsia="微软雅黑" w:cs="Times New Roman"/>
